--- a/doc/项目开发文档.docx
+++ b/doc/项目开发文档.docx
@@ -1,6 +1,6 @@
 
 <file path=word/document.xml><?xml version="1.0" encoding="utf-8"?>
-<w:document xmlns:wpc="http://schemas.microsoft.com/office/word/2010/wordprocessingCanvas" xmlns:cx="http://schemas.microsoft.com/office/drawing/2014/chartex" xmlns:cx1="http://schemas.microsoft.com/office/drawing/2015/9/8/chartex" xmlns:cx2="http://schemas.microsoft.com/office/drawing/2015/10/21/chartex" xmlns:cx3="http://schemas.microsoft.com/office/drawing/2016/5/9/chartex" xmlns:cx4="http://schemas.microsoft.com/office/drawing/2016/5/10/chartex" xmlns:cx5="http://schemas.microsoft.com/office/drawing/2016/5/11/chartex" xmlns:cx6="http://schemas.microsoft.com/office/drawing/2016/5/12/chartex" xmlns:cx7="http://schemas.microsoft.com/office/drawing/2016/5/13/chartex" xmlns:cx8="http://schemas.microsoft.com/office/drawing/2016/5/14/chartex" xmlns:mc="http://schemas.openxmlformats.org/markup-compatibility/2006" xmlns:aink="http://schemas.microsoft.com/office/drawing/2016/ink" xmlns:am3d="http://schemas.microsoft.com/office/drawing/2017/model3d" xmlns:o="urn:schemas-microsoft-com:office:office" xmlns:r="http://schemas.openxmlformats.org/officeDocument/2006/relationships" xmlns:m="http://schemas.openxmlformats.org/officeDocument/2006/math" xmlns:v="urn:schemas-microsoft-com:vml" xmlns:wp14="http://schemas.microsoft.com/office/word/2010/wordprocessingDrawing" xmlns:wp="http://schemas.openxmlformats.org/drawingml/2006/wordprocessingDrawing" xmlns:w10="urn:schemas-microsoft-com:office:word" xmlns:w="http://schemas.openxmlformats.org/wordprocessingml/2006/main" xmlns:w14="http://schemas.microsoft.com/office/word/2010/wordml" xmlns:w15="http://schemas.microsoft.com/office/word/2012/wordml" xmlns:w16cex="http://schemas.microsoft.com/office/word/2018/wordml/cex" xmlns:w16cid="http://schemas.microsoft.com/office/word/2016/wordml/cid" xmlns:w16="http://schemas.microsoft.com/office/word/2018/wordml" xmlns:w16sdtdh="http://schemas.microsoft.com/office/word/2020/wordml/sdtdatahash" xmlns:w16se="http://schemas.microsoft.com/office/word/2015/wordml/symex" xmlns:wpg="http://schemas.microsoft.com/office/word/2010/wordprocessingGroup" xmlns:wpi="http://schemas.microsoft.com/office/word/2010/wordprocessingInk" xmlns:wne="http://schemas.microsoft.com/office/word/2006/wordml" xmlns:wps="http://schemas.microsoft.com/office/word/2010/wordprocessingShape" mc:Ignorable="w14 w15 w16se w16cid w16 w16cex w16sdtdh wp14">
+<w:document xmlns:wpc="http://schemas.microsoft.com/office/word/2010/wordprocessingCanvas" xmlns:cx="http://schemas.microsoft.com/office/drawing/2014/chartex" xmlns:cx1="http://schemas.microsoft.com/office/drawing/2015/9/8/chartex" xmlns:cx2="http://schemas.microsoft.com/office/drawing/2015/10/21/chartex" xmlns:cx3="http://schemas.microsoft.com/office/drawing/2016/5/9/chartex" xmlns:cx4="http://schemas.microsoft.com/office/drawing/2016/5/10/chartex" xmlns:cx5="http://schemas.microsoft.com/office/drawing/2016/5/11/chartex" xmlns:cx6="http://schemas.microsoft.com/office/drawing/2016/5/12/chartex" xmlns:cx7="http://schemas.microsoft.com/office/drawing/2016/5/13/chartex" xmlns:cx8="http://schemas.microsoft.com/office/drawing/2016/5/14/chartex" xmlns:mc="http://schemas.openxmlformats.org/markup-compatibility/2006" xmlns:aink="http://schemas.microsoft.com/office/drawing/2016/ink" xmlns:am3d="http://schemas.microsoft.com/office/drawing/2017/model3d" xmlns:o="urn:schemas-microsoft-com:office:office" xmlns:oel="http://schemas.microsoft.com/office/2019/extlst" xmlns:r="http://schemas.openxmlformats.org/officeDocument/2006/relationships" xmlns:m="http://schemas.openxmlformats.org/officeDocument/2006/math" xmlns:v="urn:schemas-microsoft-com:vml" xmlns:wp14="http://schemas.microsoft.com/office/word/2010/wordprocessingDrawing" xmlns:wp="http://schemas.openxmlformats.org/drawingml/2006/wordprocessingDrawing" xmlns:w10="urn:schemas-microsoft-com:office:word" xmlns:w="http://schemas.openxmlformats.org/wordprocessingml/2006/main" xmlns:w14="http://schemas.microsoft.com/office/word/2010/wordml" xmlns:w15="http://schemas.microsoft.com/office/word/2012/wordml" xmlns:w16cex="http://schemas.microsoft.com/office/word/2018/wordml/cex" xmlns:w16cid="http://schemas.microsoft.com/office/word/2016/wordml/cid" xmlns:w16="http://schemas.microsoft.com/office/word/2018/wordml" xmlns:w16sdtdh="http://schemas.microsoft.com/office/word/2020/wordml/sdtdatahash" xmlns:w16se="http://schemas.microsoft.com/office/word/2015/wordml/symex" xmlns:wpg="http://schemas.microsoft.com/office/word/2010/wordprocessingGroup" xmlns:wpi="http://schemas.microsoft.com/office/word/2010/wordprocessingInk" xmlns:wne="http://schemas.microsoft.com/office/word/2006/wordml" xmlns:wps="http://schemas.microsoft.com/office/word/2010/wordprocessingShape" mc:Ignorable="w14 w15 w16se w16cid w16 w16cex w16sdtdh wp14">
   <w:body>
     <w:p>
       <w:pPr>
@@ -75,6 +75,16 @@
     <w:p>
       <w:pPr>
         <w:jc w:val="center"/>
+        <w:rPr>
+          <w:rFonts w:ascii="幼圆" w:hAnsi="微软雅黑"/>
+          <w:b/>
+          <w:bCs/>
+          <w:color w:val="FF0000"/>
+          <w:sz w:val="56"/>
+          <w:szCs w:val="72"/>
+        </w:rPr>
+      </w:pPr>
+      <w:r>
         <w:rPr>
           <w:rFonts w:ascii="幼圆" w:hAnsi="微软雅黑" w:hint="eastAsia"/>
           <w:b/>
@@ -83,8 +93,8 @@
           <w:sz w:val="56"/>
           <w:szCs w:val="72"/>
         </w:rPr>
-      </w:pPr>
-      <w:proofErr w:type="gramStart"/>
+        <w:t>轻博客小站 软件项目</w:t>
+      </w:r>
       <w:r>
         <w:rPr>
           <w:rFonts w:ascii="幼圆" w:hAnsi="微软雅黑" w:hint="eastAsia"/>
@@ -94,29 +104,6 @@
           <w:sz w:val="56"/>
           <w:szCs w:val="72"/>
         </w:rPr>
-        <w:t>轻博客</w:t>
-      </w:r>
-      <w:proofErr w:type="gramEnd"/>
-      <w:r>
-        <w:rPr>
-          <w:rFonts w:ascii="幼圆" w:hAnsi="微软雅黑" w:hint="eastAsia"/>
-          <w:b/>
-          <w:bCs/>
-          <w:color w:val="FF0000"/>
-          <w:sz w:val="56"/>
-          <w:szCs w:val="72"/>
-        </w:rPr>
-        <w:t>小站 软件项目</w:t>
-      </w:r>
-      <w:r>
-        <w:rPr>
-          <w:rFonts w:ascii="幼圆" w:hAnsi="微软雅黑" w:hint="eastAsia"/>
-          <w:b/>
-          <w:bCs/>
-          <w:color w:val="FF0000"/>
-          <w:sz w:val="56"/>
-          <w:szCs w:val="72"/>
-        </w:rPr>
         <w:t>开发文档</w:t>
       </w:r>
     </w:p>
@@ -198,29 +185,7 @@
           <w:sz w:val="44"/>
           <w:szCs w:val="44"/>
         </w:rPr>
-        <w:t>项目需求……</w:t>
-      </w:r>
-      <w:proofErr w:type="gramStart"/>
-      <w:r>
-        <w:rPr>
-          <w:rFonts w:ascii="幼圆" w:hAnsi="微软雅黑" w:hint="eastAsia"/>
-          <w:b/>
-          <w:bCs/>
-          <w:sz w:val="44"/>
-          <w:szCs w:val="44"/>
-        </w:rPr>
-        <w:t>…………………………</w:t>
-      </w:r>
-      <w:proofErr w:type="gramEnd"/>
-      <w:r>
-        <w:rPr>
-          <w:rFonts w:ascii="幼圆" w:hAnsi="微软雅黑" w:hint="eastAsia"/>
-          <w:b/>
-          <w:bCs/>
-          <w:sz w:val="44"/>
-          <w:szCs w:val="44"/>
-        </w:rPr>
-        <w:t>3</w:t>
+        <w:t>项目需求………………………………3</w:t>
       </w:r>
     </w:p>
     <w:p>
@@ -258,29 +223,7 @@
           <w:sz w:val="44"/>
           <w:szCs w:val="44"/>
         </w:rPr>
-        <w:t>开发环境……</w:t>
-      </w:r>
-      <w:proofErr w:type="gramStart"/>
-      <w:r>
-        <w:rPr>
-          <w:rFonts w:ascii="幼圆" w:hAnsi="微软雅黑" w:hint="eastAsia"/>
-          <w:b/>
-          <w:bCs/>
-          <w:sz w:val="44"/>
-          <w:szCs w:val="44"/>
-        </w:rPr>
-        <w:t>…………………………</w:t>
-      </w:r>
-      <w:proofErr w:type="gramEnd"/>
-      <w:r>
-        <w:rPr>
-          <w:rFonts w:ascii="幼圆" w:hAnsi="微软雅黑" w:hint="eastAsia"/>
-          <w:b/>
-          <w:bCs/>
-          <w:sz w:val="44"/>
-          <w:szCs w:val="44"/>
-        </w:rPr>
-        <w:t>4</w:t>
+        <w:t>开发环境………………………………4</w:t>
       </w:r>
     </w:p>
     <w:p>
@@ -318,20 +261,8 @@
           <w:sz w:val="44"/>
           <w:szCs w:val="44"/>
         </w:rPr>
-        <w:t>技术开发方案……</w:t>
-      </w:r>
-      <w:proofErr w:type="gramStart"/>
-      <w:r>
-        <w:rPr>
-          <w:rFonts w:ascii="幼圆" w:hAnsi="微软雅黑" w:hint="eastAsia"/>
-          <w:b/>
-          <w:bCs/>
-          <w:sz w:val="44"/>
-          <w:szCs w:val="44"/>
-        </w:rPr>
-        <w:t>……………………</w:t>
-      </w:r>
-      <w:proofErr w:type="gramEnd"/>
+        <w:t>技术开发方案…………………………</w:t>
+      </w:r>
       <w:r>
         <w:rPr>
           <w:rFonts w:ascii="幼圆" w:hAnsi="微软雅黑"/>
@@ -388,20 +319,8 @@
           <w:sz w:val="44"/>
           <w:szCs w:val="44"/>
         </w:rPr>
-        <w:t>……</w:t>
-      </w:r>
-      <w:proofErr w:type="gramStart"/>
-      <w:r>
-        <w:rPr>
-          <w:rFonts w:ascii="幼圆" w:hAnsi="微软雅黑" w:hint="eastAsia"/>
-          <w:b/>
-          <w:bCs/>
-          <w:sz w:val="44"/>
-          <w:szCs w:val="44"/>
-        </w:rPr>
-        <w:t>…………………………</w:t>
-      </w:r>
-      <w:proofErr w:type="gramEnd"/>
+        <w:t>………………………………</w:t>
+      </w:r>
       <w:r>
         <w:rPr>
           <w:rFonts w:ascii="幼圆" w:hAnsi="微软雅黑"/>
@@ -450,9 +369,8 @@
           <w:sz w:val="44"/>
           <w:szCs w:val="44"/>
         </w:rPr>
-        <w:t>数据库设计……</w:t>
-      </w:r>
-      <w:proofErr w:type="gramStart"/>
+        <w:t>数据库设计…………………………</w:t>
+      </w:r>
       <w:r>
         <w:rPr>
           <w:rFonts w:ascii="幼圆" w:hAnsi="微软雅黑" w:hint="eastAsia"/>
@@ -461,19 +379,8 @@
           <w:sz w:val="44"/>
           <w:szCs w:val="44"/>
         </w:rPr>
-        <w:t>……………………</w:t>
-      </w:r>
-      <w:r>
-        <w:rPr>
-          <w:rFonts w:ascii="幼圆" w:hAnsi="微软雅黑" w:hint="eastAsia"/>
-          <w:b/>
-          <w:bCs/>
-          <w:sz w:val="44"/>
-          <w:szCs w:val="44"/>
-        </w:rPr>
         <w:t>…</w:t>
       </w:r>
-      <w:proofErr w:type="gramEnd"/>
       <w:r>
         <w:rPr>
           <w:rFonts w:ascii="幼圆" w:hAnsi="微软雅黑"/>
@@ -542,29 +449,7 @@
           <w:sz w:val="44"/>
           <w:szCs w:val="44"/>
         </w:rPr>
-        <w:t>……</w:t>
-      </w:r>
-      <w:proofErr w:type="gramStart"/>
-      <w:r>
-        <w:rPr>
-          <w:rFonts w:ascii="幼圆" w:hAnsi="微软雅黑" w:hint="eastAsia"/>
-          <w:b/>
-          <w:bCs/>
-          <w:sz w:val="44"/>
-          <w:szCs w:val="44"/>
-        </w:rPr>
-        <w:t>………………………</w:t>
-      </w:r>
-      <w:proofErr w:type="gramEnd"/>
-      <w:r>
-        <w:rPr>
-          <w:rFonts w:ascii="幼圆" w:hAnsi="微软雅黑" w:hint="eastAsia"/>
-          <w:b/>
-          <w:bCs/>
-          <w:sz w:val="44"/>
-          <w:szCs w:val="44"/>
-        </w:rPr>
-        <w:t>1</w:t>
+        <w:t>……………………………1</w:t>
       </w:r>
       <w:r>
         <w:rPr>
@@ -642,9 +527,8 @@
           <w:sz w:val="44"/>
           <w:szCs w:val="44"/>
         </w:rPr>
-        <w:t>……</w:t>
-      </w:r>
-      <w:proofErr w:type="gramStart"/>
+        <w:t>……………………………</w:t>
+      </w:r>
       <w:r>
         <w:rPr>
           <w:rFonts w:ascii="幼圆" w:hAnsi="微软雅黑" w:hint="eastAsia"/>
@@ -653,9 +537,30 @@
           <w:sz w:val="44"/>
           <w:szCs w:val="44"/>
         </w:rPr>
-        <w:t>………………………</w:t>
-      </w:r>
-      <w:proofErr w:type="gramEnd"/>
+        <w:t>2</w:t>
+      </w:r>
+      <w:r>
+        <w:rPr>
+          <w:rFonts w:ascii="幼圆" w:hAnsi="微软雅黑"/>
+          <w:b/>
+          <w:bCs/>
+          <w:sz w:val="44"/>
+          <w:szCs w:val="44"/>
+        </w:rPr>
+        <w:t>0</w:t>
+      </w:r>
+    </w:p>
+    <w:p>
+      <w:pPr>
+        <w:jc w:val="center"/>
+        <w:rPr>
+          <w:rFonts w:ascii="幼圆" w:hAnsi="微软雅黑"/>
+          <w:b/>
+          <w:bCs/>
+          <w:sz w:val="44"/>
+          <w:szCs w:val="44"/>
+        </w:rPr>
+      </w:pPr>
       <w:r>
         <w:rPr>
           <w:rFonts w:ascii="幼圆" w:hAnsi="微软雅黑" w:hint="eastAsia"/>
@@ -664,30 +569,9 @@
           <w:sz w:val="44"/>
           <w:szCs w:val="44"/>
         </w:rPr>
-        <w:t>2</w:t>
-      </w:r>
-      <w:r>
-        <w:rPr>
-          <w:rFonts w:ascii="幼圆" w:hAnsi="微软雅黑"/>
-          <w:b/>
-          <w:bCs/>
-          <w:sz w:val="44"/>
-          <w:szCs w:val="44"/>
-        </w:rPr>
-        <w:t>0</w:t>
-      </w:r>
-    </w:p>
-    <w:p>
-      <w:pPr>
-        <w:jc w:val="center"/>
-        <w:rPr>
-          <w:rFonts w:ascii="幼圆" w:hAnsi="微软雅黑"/>
-          <w:b/>
-          <w:bCs/>
-          <w:sz w:val="44"/>
-          <w:szCs w:val="44"/>
-        </w:rPr>
-      </w:pPr>
+        <w:lastRenderedPageBreak/>
+        <w:t>一、</w:t>
+      </w:r>
       <w:r>
         <w:rPr>
           <w:rFonts w:ascii="幼圆" w:hAnsi="微软雅黑" w:hint="eastAsia"/>
@@ -696,46 +580,21 @@
           <w:sz w:val="44"/>
           <w:szCs w:val="44"/>
         </w:rPr>
-        <w:lastRenderedPageBreak/>
-        <w:t>一、</w:t>
-      </w:r>
+        <w:t>项目需求</w:t>
+      </w:r>
+    </w:p>
+    <w:p>
+      <w:pPr>
+        <w:spacing w:line="560" w:lineRule="exact"/>
+        <w:rPr>
+          <w:rFonts w:ascii="幼圆" w:hAnsi="微软雅黑"/>
+        </w:rPr>
+      </w:pPr>
       <w:r>
         <w:rPr>
           <w:rFonts w:ascii="幼圆" w:hAnsi="微软雅黑" w:hint="eastAsia"/>
-          <w:b/>
-          <w:bCs/>
-          <w:sz w:val="44"/>
-          <w:szCs w:val="44"/>
-        </w:rPr>
-        <w:t>项目需求</w:t>
-      </w:r>
-    </w:p>
-    <w:p>
-      <w:pPr>
-        <w:spacing w:line="560" w:lineRule="exact"/>
-        <w:rPr>
-          <w:rFonts w:ascii="幼圆" w:hAnsi="微软雅黑"/>
-        </w:rPr>
-      </w:pPr>
-      <w:r>
-        <w:rPr>
-          <w:rFonts w:ascii="幼圆" w:hAnsi="微软雅黑" w:hint="eastAsia"/>
-        </w:rPr>
-        <w:t>题目:</w:t>
-      </w:r>
-      <w:proofErr w:type="gramStart"/>
-      <w:r>
-        <w:rPr>
-          <w:rFonts w:ascii="幼圆" w:hAnsi="微软雅黑" w:hint="eastAsia"/>
-        </w:rPr>
-        <w:t>轻博客</w:t>
-      </w:r>
-      <w:proofErr w:type="gramEnd"/>
-      <w:r>
-        <w:rPr>
-          <w:rFonts w:ascii="幼圆" w:hAnsi="微软雅黑" w:hint="eastAsia"/>
-        </w:rPr>
-        <w:t>小站</w:t>
+        </w:rPr>
+        <w:t>题目:轻博客小站</w:t>
       </w:r>
     </w:p>
     <w:p>
@@ -767,35 +626,7 @@
         <w:rPr>
           <w:rFonts w:ascii="幼圆" w:hAnsi="微软雅黑" w:hint="eastAsia"/>
         </w:rPr>
-        <w:t>开发一个轻量级的</w:t>
-      </w:r>
-      <w:proofErr w:type="gramStart"/>
-      <w:r>
-        <w:rPr>
-          <w:rFonts w:ascii="幼圆" w:hAnsi="微软雅黑" w:hint="eastAsia"/>
-        </w:rPr>
-        <w:t>个人博客小站</w:t>
-      </w:r>
-      <w:proofErr w:type="gramEnd"/>
-      <w:r>
-        <w:rPr>
-          <w:rFonts w:ascii="幼圆" w:hAnsi="微软雅黑" w:hint="eastAsia"/>
-        </w:rPr>
-        <w:t>，</w:t>
-      </w:r>
-      <w:proofErr w:type="gramStart"/>
-      <w:r>
-        <w:rPr>
-          <w:rFonts w:ascii="幼圆" w:hAnsi="微软雅黑" w:hint="eastAsia"/>
-        </w:rPr>
-        <w:t>具有博客网站</w:t>
-      </w:r>
-      <w:proofErr w:type="gramEnd"/>
-      <w:r>
-        <w:rPr>
-          <w:rFonts w:ascii="幼圆" w:hAnsi="微软雅黑" w:hint="eastAsia"/>
-        </w:rPr>
-        <w:t>的基本功能，网站会员可以发布文章、管理文章、文章评论与关注等。</w:t>
+        <w:t>开发一个轻量级的个人博客小站，具有博客网站的基本功能，网站会员可以发布文章、管理文章、文章评论与关注等。</w:t>
       </w:r>
     </w:p>
     <w:p>
@@ -1024,21 +855,7 @@
         <w:rPr>
           <w:rFonts w:ascii="幼圆" w:hAnsi="微软雅黑" w:hint="eastAsia"/>
         </w:rPr>
-        <w:t>会员用户在登录状态下，可以创建</w:t>
-      </w:r>
-      <w:proofErr w:type="gramStart"/>
-      <w:r>
-        <w:rPr>
-          <w:rFonts w:ascii="幼圆" w:hAnsi="微软雅黑" w:hint="eastAsia"/>
-        </w:rPr>
-        <w:t>个人博客空间</w:t>
-      </w:r>
-      <w:proofErr w:type="gramEnd"/>
-      <w:r>
-        <w:rPr>
-          <w:rFonts w:ascii="幼圆" w:hAnsi="微软雅黑" w:hint="eastAsia"/>
-        </w:rPr>
-        <w:t>、发布文章</w:t>
+        <w:t>会员用户在登录状态下，可以创建个人博客空间、发布文章</w:t>
       </w:r>
       <w:r>
         <w:rPr>
@@ -1164,21 +981,7 @@
         <w:rPr>
           <w:rFonts w:ascii="幼圆" w:hAnsi="微软雅黑" w:hint="eastAsia"/>
         </w:rPr>
-        <w:t>删除</w:t>
-      </w:r>
-      <w:proofErr w:type="gramStart"/>
-      <w:r>
-        <w:rPr>
-          <w:rFonts w:ascii="幼圆" w:hAnsi="微软雅黑" w:hint="eastAsia"/>
-        </w:rPr>
-        <w:t>博客文章</w:t>
-      </w:r>
-      <w:proofErr w:type="gramEnd"/>
-      <w:r>
-        <w:rPr>
-          <w:rFonts w:ascii="幼圆" w:hAnsi="微软雅黑" w:hint="eastAsia"/>
-        </w:rPr>
-        <w:t>和评论等</w:t>
+        <w:t>删除博客文章和评论等</w:t>
       </w:r>
       <w:r>
         <w:rPr>
@@ -1372,7 +1175,6 @@
         </w:rPr>
         <w:t>为</w:t>
       </w:r>
-      <w:proofErr w:type="spellStart"/>
       <w:r>
         <w:rPr>
           <w:rFonts w:hint="eastAsia"/>
@@ -1386,30 +1188,30 @@
           <w:sz w:val="40"/>
           <w:szCs w:val="40"/>
         </w:rPr>
-        <w:t>ntellij</w:t>
-      </w:r>
-      <w:proofErr w:type="spellEnd"/>
-      <w:r>
-        <w:rPr>
+        <w:t>ntellij IDEA 2020.3.3</w:t>
+      </w:r>
+      <w:r>
+        <w:rPr>
+          <w:rFonts w:hint="eastAsia"/>
           <w:sz w:val="40"/>
           <w:szCs w:val="40"/>
         </w:rPr>
-        <w:t xml:space="preserve"> IDEA 2020.3.3</w:t>
-      </w:r>
-      <w:r>
-        <w:rPr>
-          <w:rFonts w:hint="eastAsia"/>
+        <w:t>，依赖管理及打包工具为</w:t>
+      </w:r>
+      <w:r>
+        <w:rPr>
           <w:sz w:val="40"/>
           <w:szCs w:val="40"/>
         </w:rPr>
-        <w:t>，依赖管理及打包工具为</w:t>
-      </w:r>
-      <w:r>
-        <w:rPr>
+        <w:t>maven</w:t>
+      </w:r>
+      <w:r>
+        <w:rPr>
+          <w:rFonts w:hint="eastAsia"/>
           <w:sz w:val="40"/>
           <w:szCs w:val="40"/>
         </w:rPr>
-        <w:t>maven</w:t>
+        <w:t>，代码托管使用</w:t>
       </w:r>
       <w:r>
         <w:rPr>
@@ -1417,66 +1219,46 @@
           <w:sz w:val="40"/>
           <w:szCs w:val="40"/>
         </w:rPr>
-        <w:t>，代码托管使用</w:t>
-      </w:r>
-      <w:proofErr w:type="spellStart"/>
-      <w:r>
-        <w:rPr>
-          <w:rFonts w:hint="eastAsia"/>
+        <w:t>g</w:t>
+      </w:r>
+      <w:r>
+        <w:rPr>
           <w:sz w:val="40"/>
           <w:szCs w:val="40"/>
         </w:rPr>
-        <w:t>g</w:t>
-      </w:r>
-      <w:r>
-        <w:rPr>
+        <w:t>it</w:t>
+      </w:r>
+      <w:r>
+        <w:rPr>
+          <w:rFonts w:hint="eastAsia"/>
           <w:sz w:val="40"/>
           <w:szCs w:val="40"/>
         </w:rPr>
-        <w:t>itee</w:t>
-      </w:r>
-      <w:proofErr w:type="spellEnd"/>
+        <w:t>hub</w:t>
+      </w:r>
       <w:r>
         <w:rPr>
           <w:rFonts w:hint="eastAsia"/>
           <w:sz w:val="40"/>
           <w:szCs w:val="40"/>
         </w:rPr>
-        <w:t>，</w:t>
-      </w:r>
-      <w:proofErr w:type="gramStart"/>
-      <w:r>
-        <w:rPr>
-          <w:rFonts w:hint="eastAsia"/>
+        <w:t>，仓库地址为：</w:t>
+      </w:r>
+    </w:p>
+    <w:p>
+      <w:pPr>
+        <w:ind w:firstLine="420"/>
+        <w:rPr>
           <w:sz w:val="40"/>
           <w:szCs w:val="40"/>
         </w:rPr>
-        <w:t>码云的</w:t>
-      </w:r>
-      <w:proofErr w:type="gramEnd"/>
-      <w:r>
-        <w:rPr>
-          <w:rFonts w:hint="eastAsia"/>
+      </w:pPr>
+      <w:r>
+        <w:rPr>
           <w:sz w:val="40"/>
           <w:szCs w:val="40"/>
         </w:rPr>
-        <w:t>仓库地址为：</w:t>
-      </w:r>
-    </w:p>
-    <w:p>
-      <w:pPr>
-        <w:ind w:firstLine="420"/>
-        <w:rPr>
-          <w:sz w:val="40"/>
-          <w:szCs w:val="40"/>
-        </w:rPr>
-      </w:pPr>
-      <w:r>
-        <w:rPr>
-          <w:sz w:val="40"/>
-          <w:szCs w:val="40"/>
-        </w:rPr>
-        <w:t>https://gitee.com/pikacat/light-blog-station</w:t>
+        <w:t>https://github.com/PikaCat-OuO/light-blog-station</w:t>
       </w:r>
       <w:r>
         <w:rPr>
@@ -1743,7 +1525,6 @@
         </w:rPr>
         <w:t>、</w:t>
       </w:r>
-      <w:proofErr w:type="spellStart"/>
       <w:r>
         <w:rPr>
           <w:rFonts w:hint="eastAsia"/>
@@ -1759,7 +1540,6 @@
         </w:rPr>
         <w:t>ss</w:t>
       </w:r>
-      <w:proofErr w:type="spellEnd"/>
       <w:r>
         <w:rPr>
           <w:rFonts w:hint="eastAsia"/>
@@ -1768,7 +1548,6 @@
         </w:rPr>
         <w:t>、</w:t>
       </w:r>
-      <w:proofErr w:type="spellStart"/>
       <w:r>
         <w:rPr>
           <w:rFonts w:hint="eastAsia"/>
@@ -1784,7 +1563,6 @@
         </w:rPr>
         <w:t>s</w:t>
       </w:r>
-      <w:proofErr w:type="spellEnd"/>
       <w:r>
         <w:rPr>
           <w:rFonts w:hint="eastAsia"/>
@@ -1793,7 +1571,6 @@
         </w:rPr>
         <w:t>、</w:t>
       </w:r>
-      <w:proofErr w:type="spellStart"/>
       <w:r>
         <w:rPr>
           <w:rFonts w:hint="eastAsia"/>
@@ -1809,7 +1586,6 @@
         </w:rPr>
         <w:t>hymeleaf</w:t>
       </w:r>
-      <w:proofErr w:type="spellEnd"/>
       <w:r>
         <w:rPr>
           <w:rFonts w:hint="eastAsia"/>
@@ -1879,7 +1655,6 @@
         </w:rPr>
         <w:t>、</w:t>
       </w:r>
-      <w:proofErr w:type="spellStart"/>
       <w:r>
         <w:rPr>
           <w:rFonts w:hint="eastAsia"/>
@@ -1895,7 +1670,6 @@
         </w:rPr>
         <w:t>ayui</w:t>
       </w:r>
-      <w:proofErr w:type="spellEnd"/>
       <w:r>
         <w:rPr>
           <w:rFonts w:hint="eastAsia"/>
@@ -1944,7 +1718,6 @@
         </w:rPr>
         <w:t>后端采用</w:t>
       </w:r>
-      <w:proofErr w:type="spellStart"/>
       <w:r>
         <w:rPr>
           <w:sz w:val="40"/>
@@ -1952,7 +1725,6 @@
         </w:rPr>
         <w:t>springboot</w:t>
       </w:r>
-      <w:proofErr w:type="spellEnd"/>
       <w:r>
         <w:rPr>
           <w:rFonts w:hint="eastAsia"/>
@@ -1961,7 +1733,6 @@
         </w:rPr>
         <w:t>、</w:t>
       </w:r>
-      <w:proofErr w:type="spellStart"/>
       <w:r>
         <w:rPr>
           <w:sz w:val="40"/>
@@ -1969,7 +1740,6 @@
         </w:rPr>
         <w:t>springsecurity</w:t>
       </w:r>
-      <w:proofErr w:type="spellEnd"/>
       <w:r>
         <w:rPr>
           <w:rFonts w:hint="eastAsia"/>
@@ -1978,21 +1748,12 @@
         </w:rPr>
         <w:t>、</w:t>
       </w:r>
-      <w:proofErr w:type="spellStart"/>
       <w:r>
         <w:rPr>
           <w:sz w:val="40"/>
           <w:szCs w:val="40"/>
         </w:rPr>
-        <w:t>mybatis</w:t>
-      </w:r>
-      <w:proofErr w:type="spellEnd"/>
-      <w:r>
-        <w:rPr>
-          <w:sz w:val="40"/>
-          <w:szCs w:val="40"/>
-        </w:rPr>
-        <w:t>-plus</w:t>
+        <w:t>mybatis-plus</w:t>
       </w:r>
       <w:r>
         <w:rPr>
@@ -2348,7 +2109,6 @@
         </w:rPr>
         <w:t>使用</w:t>
       </w:r>
-      <w:proofErr w:type="spellStart"/>
       <w:r>
         <w:rPr>
           <w:rFonts w:hint="eastAsia"/>
@@ -2364,7 +2124,6 @@
         </w:rPr>
         <w:t>ayui</w:t>
       </w:r>
-      <w:proofErr w:type="spellEnd"/>
       <w:r>
         <w:rPr>
           <w:rFonts w:hint="eastAsia"/>
@@ -2381,7 +2140,6 @@
         </w:rPr>
         <w:t>，用</w:t>
       </w:r>
-      <w:proofErr w:type="spellStart"/>
       <w:r>
         <w:rPr>
           <w:rFonts w:hint="eastAsia"/>
@@ -2397,7 +2155,6 @@
         </w:rPr>
         <w:t>hymeleaf</w:t>
       </w:r>
-      <w:proofErr w:type="spellEnd"/>
       <w:r>
         <w:rPr>
           <w:rFonts w:hint="eastAsia"/>
@@ -2406,7 +2163,6 @@
         </w:rPr>
         <w:t>做渲染，用</w:t>
       </w:r>
-      <w:proofErr w:type="spellStart"/>
       <w:r>
         <w:rPr>
           <w:rFonts w:hint="eastAsia"/>
@@ -2422,7 +2178,6 @@
         </w:rPr>
         <w:t>s</w:t>
       </w:r>
-      <w:proofErr w:type="spellEnd"/>
       <w:r>
         <w:rPr>
           <w:rFonts w:hint="eastAsia"/>
@@ -2481,16 +2236,7 @@
           <w:sz w:val="24"/>
           <w:szCs w:val="24"/>
         </w:rPr>
-        <w:t>主页：上面展示一些公开</w:t>
-      </w:r>
-      <w:proofErr w:type="gramStart"/>
-      <w:r>
-        <w:rPr>
-          <w:rFonts w:hint="eastAsia"/>
-          <w:sz w:val="24"/>
-          <w:szCs w:val="24"/>
-        </w:rPr>
-        <w:t>的</w:t>
+        <w:t>主页：上面展示一些公开的</w:t>
       </w:r>
       <w:r>
         <w:rPr>
@@ -2506,16 +2252,7 @@
           <w:sz w:val="24"/>
           <w:szCs w:val="24"/>
         </w:rPr>
-        <w:t>的</w:t>
-      </w:r>
-      <w:proofErr w:type="gramEnd"/>
-      <w:r>
-        <w:rPr>
-          <w:rFonts w:hint="eastAsia"/>
-          <w:sz w:val="24"/>
-          <w:szCs w:val="24"/>
-        </w:rPr>
-        <w:t>标题和用户的用户名，点击用户名可以进入用户信息页。如果是游客，则展示“请登录”的信息，页尾有版权信息。</w:t>
+        <w:t>的标题和用户的用户名，点击用户名可以进入用户信息页。如果是游客，则展示“请登录”的信息，页尾有版权信息。</w:t>
       </w:r>
     </w:p>
     <w:p>
@@ -2731,18 +2468,8 @@
           <w:sz w:val="24"/>
           <w:szCs w:val="24"/>
         </w:rPr>
-        <w:t>以及其所发表过的</w:t>
-      </w:r>
-      <w:proofErr w:type="gramStart"/>
-      <w:r>
-        <w:rPr>
-          <w:rFonts w:hint="eastAsia"/>
-          <w:sz w:val="24"/>
-          <w:szCs w:val="24"/>
-        </w:rPr>
-        <w:t>公开博客</w:t>
-      </w:r>
-      <w:proofErr w:type="gramEnd"/>
+        <w:t>以及其所发表过的公开博客</w:t>
+      </w:r>
       <w:r>
         <w:rPr>
           <w:rFonts w:hint="eastAsia"/>
@@ -2757,25 +2484,7 @@
           <w:sz w:val="24"/>
           <w:szCs w:val="24"/>
         </w:rPr>
-        <w:t>如果查看的是自己的个人信息页面则把不公开</w:t>
-      </w:r>
-      <w:proofErr w:type="gramStart"/>
-      <w:r>
-        <w:rPr>
-          <w:rFonts w:hint="eastAsia"/>
-          <w:sz w:val="24"/>
-          <w:szCs w:val="24"/>
-        </w:rPr>
-        <w:t>的博客也</w:t>
-      </w:r>
-      <w:proofErr w:type="gramEnd"/>
-      <w:r>
-        <w:rPr>
-          <w:rFonts w:hint="eastAsia"/>
-          <w:sz w:val="24"/>
-          <w:szCs w:val="24"/>
-        </w:rPr>
-        <w:t>显示出来</w:t>
+        <w:t>如果查看的是自己的个人信息页面则把不公开的博客也显示出来</w:t>
       </w:r>
       <w:r>
         <w:rPr>
@@ -2887,59 +2596,13 @@
         </w:rPr>
         <w:t>)</w:t>
       </w:r>
-      <w:proofErr w:type="gramStart"/>
-      <w:r>
-        <w:rPr>
-          <w:rFonts w:hint="eastAsia"/>
-          <w:sz w:val="24"/>
-          <w:szCs w:val="24"/>
-        </w:rPr>
-        <w:t>博客查看</w:t>
-      </w:r>
-      <w:proofErr w:type="gramEnd"/>
-      <w:r>
-        <w:rPr>
-          <w:rFonts w:hint="eastAsia"/>
-          <w:sz w:val="24"/>
-          <w:szCs w:val="24"/>
-        </w:rPr>
-        <w:t>页面：可以查看别人发表</w:t>
-      </w:r>
-      <w:proofErr w:type="gramStart"/>
-      <w:r>
-        <w:rPr>
-          <w:rFonts w:hint="eastAsia"/>
-          <w:sz w:val="24"/>
-          <w:szCs w:val="24"/>
-        </w:rPr>
-        <w:t>的博客的</w:t>
-      </w:r>
-      <w:proofErr w:type="gramEnd"/>
-      <w:r>
-        <w:rPr>
-          <w:rFonts w:hint="eastAsia"/>
-          <w:sz w:val="24"/>
-          <w:szCs w:val="24"/>
-        </w:rPr>
-        <w:t>具体内容，如果登陆了在此</w:t>
-      </w:r>
-      <w:proofErr w:type="gramStart"/>
-      <w:r>
-        <w:rPr>
-          <w:rFonts w:hint="eastAsia"/>
-          <w:sz w:val="24"/>
-          <w:szCs w:val="24"/>
-        </w:rPr>
-        <w:t>页可以</w:t>
-      </w:r>
-      <w:proofErr w:type="gramEnd"/>
-      <w:r>
-        <w:rPr>
-          <w:rFonts w:hint="eastAsia"/>
-          <w:sz w:val="24"/>
-          <w:szCs w:val="24"/>
-        </w:rPr>
-        <w:t>关注别人的博客。</w:t>
+      <w:r>
+        <w:rPr>
+          <w:rFonts w:hint="eastAsia"/>
+          <w:sz w:val="24"/>
+          <w:szCs w:val="24"/>
+        </w:rPr>
+        <w:t>博客查看页面：可以查看别人发表的博客的具体内容，如果登陆了在此页可以关注别人的博客。</w:t>
       </w:r>
     </w:p>
     <w:p>
@@ -2984,23 +2647,13 @@
         </w:rPr>
         <w:t>)</w:t>
       </w:r>
-      <w:proofErr w:type="gramStart"/>
-      <w:r>
-        <w:rPr>
-          <w:rFonts w:hint="eastAsia"/>
-          <w:sz w:val="24"/>
-          <w:szCs w:val="24"/>
-        </w:rPr>
-        <w:t>发表博客页面</w:t>
-      </w:r>
-      <w:proofErr w:type="gramEnd"/>
-      <w:r>
-        <w:rPr>
-          <w:rFonts w:hint="eastAsia"/>
-          <w:sz w:val="24"/>
-          <w:szCs w:val="24"/>
-        </w:rPr>
-        <w:t>：可以发表博客。</w:t>
+      <w:r>
+        <w:rPr>
+          <w:rFonts w:hint="eastAsia"/>
+          <w:sz w:val="24"/>
+          <w:szCs w:val="24"/>
+        </w:rPr>
+        <w:t>发表博客页面：可以发表博客。</w:t>
       </w:r>
     </w:p>
     <w:p>
@@ -3041,18 +2694,8 @@
           <w:sz w:val="24"/>
           <w:szCs w:val="24"/>
         </w:rPr>
-        <w:t>我</w:t>
-      </w:r>
-      <w:proofErr w:type="gramStart"/>
-      <w:r>
-        <w:rPr>
-          <w:rFonts w:hint="eastAsia"/>
-          <w:sz w:val="24"/>
-          <w:szCs w:val="24"/>
-        </w:rPr>
-        <w:t>的博客页面</w:t>
-      </w:r>
-      <w:proofErr w:type="gramEnd"/>
+        <w:t>我的博客页面</w:t>
+      </w:r>
       <w:r>
         <w:rPr>
           <w:rFonts w:hint="eastAsia"/>
@@ -3067,25 +2710,7 @@
           <w:sz w:val="24"/>
           <w:szCs w:val="24"/>
         </w:rPr>
-        <w:t>可以看到自己发布过的博客，可以对</w:t>
-      </w:r>
-      <w:proofErr w:type="gramStart"/>
-      <w:r>
-        <w:rPr>
-          <w:rFonts w:hint="eastAsia"/>
-          <w:sz w:val="24"/>
-          <w:szCs w:val="24"/>
-        </w:rPr>
-        <w:t>博客做</w:t>
-      </w:r>
-      <w:proofErr w:type="gramEnd"/>
-      <w:r>
-        <w:rPr>
-          <w:rFonts w:hint="eastAsia"/>
-          <w:sz w:val="24"/>
-          <w:szCs w:val="24"/>
-        </w:rPr>
-        <w:t>管理，比如</w:t>
+        <w:t>可以看到自己发布过的博客，可以对博客做管理，比如</w:t>
       </w:r>
       <w:r>
         <w:rPr>
@@ -3145,16 +2770,7 @@
           <w:sz w:val="24"/>
           <w:szCs w:val="24"/>
         </w:rPr>
-        <w:t>编辑我</w:t>
-      </w:r>
-      <w:proofErr w:type="gramStart"/>
-      <w:r>
-        <w:rPr>
-          <w:rFonts w:hint="eastAsia"/>
-          <w:sz w:val="24"/>
-          <w:szCs w:val="24"/>
-        </w:rPr>
-        <w:t>的</w:t>
+        <w:t>编辑我的</w:t>
       </w:r>
       <w:r>
         <w:rPr>
@@ -3172,7 +2788,6 @@
         </w:rPr>
         <w:t>页面</w:t>
       </w:r>
-      <w:proofErr w:type="gramEnd"/>
       <w:r>
         <w:rPr>
           <w:rFonts w:hint="eastAsia"/>
@@ -3302,25 +2917,7 @@
           <w:sz w:val="24"/>
           <w:szCs w:val="24"/>
         </w:rPr>
-        <w:t>我的关注页面：可以看到自己所有关注的博客，可以对关注的</w:t>
-      </w:r>
-      <w:proofErr w:type="gramStart"/>
-      <w:r>
-        <w:rPr>
-          <w:rFonts w:hint="eastAsia"/>
-          <w:sz w:val="24"/>
-          <w:szCs w:val="24"/>
-        </w:rPr>
-        <w:t>博客做</w:t>
-      </w:r>
-      <w:proofErr w:type="gramEnd"/>
-      <w:r>
-        <w:rPr>
-          <w:rFonts w:hint="eastAsia"/>
-          <w:sz w:val="24"/>
-          <w:szCs w:val="24"/>
-        </w:rPr>
-        <w:t>管理，比如取消关注。</w:t>
+        <w:t>我的关注页面：可以看到自己所有关注的博客，可以对关注的博客做管理，比如取消关注。</w:t>
       </w:r>
     </w:p>
     <w:p>
@@ -3446,7 +3043,6 @@
         </w:rPr>
         <w:t>采用</w:t>
       </w:r>
-      <w:proofErr w:type="spellStart"/>
       <w:r>
         <w:rPr>
           <w:rFonts w:hint="eastAsia"/>
@@ -3462,7 +3058,6 @@
         </w:rPr>
         <w:t>ayui</w:t>
       </w:r>
-      <w:proofErr w:type="spellEnd"/>
       <w:r>
         <w:rPr>
           <w:rFonts w:hint="eastAsia"/>
@@ -3471,7 +3066,6 @@
         </w:rPr>
         <w:t>组件来搭建基本的后端管理页面，用</w:t>
       </w:r>
-      <w:proofErr w:type="spellStart"/>
       <w:r>
         <w:rPr>
           <w:rFonts w:hint="eastAsia"/>
@@ -3487,7 +3081,6 @@
         </w:rPr>
         <w:t>hymeleaf</w:t>
       </w:r>
-      <w:proofErr w:type="spellEnd"/>
       <w:r>
         <w:rPr>
           <w:rFonts w:hint="eastAsia"/>
@@ -3570,29 +3163,7 @@
           <w:sz w:val="24"/>
           <w:szCs w:val="24"/>
         </w:rPr>
-        <w:t>用户登录</w:t>
-      </w:r>
-      <w:proofErr w:type="gramStart"/>
-      <w:r>
-        <w:rPr>
-          <w:rFonts w:hint="eastAsia"/>
-          <w:color w:val="auto"/>
-          <w:kern w:val="0"/>
-          <w:sz w:val="24"/>
-          <w:szCs w:val="24"/>
-        </w:rPr>
-        <w:t>页属于</w:t>
-      </w:r>
-      <w:proofErr w:type="gramEnd"/>
-      <w:r>
-        <w:rPr>
-          <w:rFonts w:hint="eastAsia"/>
-          <w:color w:val="auto"/>
-          <w:kern w:val="0"/>
-          <w:sz w:val="24"/>
-          <w:szCs w:val="24"/>
-        </w:rPr>
-        <w:t>同一个页面</w:t>
+        <w:t>用户登录页属于同一个页面</w:t>
       </w:r>
       <w:r>
         <w:rPr>
@@ -3729,25 +3300,7 @@
           <w:sz w:val="24"/>
           <w:szCs w:val="24"/>
         </w:rPr>
-        <w:t>删除</w:t>
-      </w:r>
-      <w:proofErr w:type="gramStart"/>
-      <w:r>
-        <w:rPr>
-          <w:rFonts w:hint="eastAsia"/>
-          <w:sz w:val="24"/>
-          <w:szCs w:val="24"/>
-        </w:rPr>
-        <w:t>博客文章</w:t>
-      </w:r>
-      <w:proofErr w:type="gramEnd"/>
-      <w:r>
-        <w:rPr>
-          <w:rFonts w:hint="eastAsia"/>
-          <w:sz w:val="24"/>
-          <w:szCs w:val="24"/>
-        </w:rPr>
-        <w:t>和评论等</w:t>
+        <w:t>删除博客文章和评论等</w:t>
       </w:r>
       <w:r>
         <w:rPr>
@@ -3763,25 +3316,7 @@
           <w:sz w:val="24"/>
           <w:szCs w:val="24"/>
         </w:rPr>
-        <w:t>，以及用于超级管理员对普通管理员进行</w:t>
-      </w:r>
-      <w:proofErr w:type="gramStart"/>
-      <w:r>
-        <w:rPr>
-          <w:rFonts w:hint="eastAsia"/>
-          <w:sz w:val="24"/>
-          <w:szCs w:val="24"/>
-        </w:rPr>
-        <w:t>增删改查操作</w:t>
-      </w:r>
-      <w:proofErr w:type="gramEnd"/>
-      <w:r>
-        <w:rPr>
-          <w:rFonts w:hint="eastAsia"/>
-          <w:sz w:val="24"/>
-          <w:szCs w:val="24"/>
-        </w:rPr>
-        <w:t>。</w:t>
+        <w:t>，以及用于超级管理员对普通管理员进行增删改查操作。</w:t>
       </w:r>
     </w:p>
     <w:p>
@@ -4149,7 +3684,6 @@
         </w:rPr>
         <w:t>采用</w:t>
       </w:r>
-      <w:proofErr w:type="spellStart"/>
       <w:r>
         <w:rPr>
           <w:sz w:val="24"/>
@@ -4172,7 +3706,6 @@
         </w:rPr>
         <w:t>oot</w:t>
       </w:r>
-      <w:proofErr w:type="spellEnd"/>
       <w:r>
         <w:rPr>
           <w:rFonts w:hint="eastAsia"/>
@@ -4181,7 +3714,6 @@
         </w:rPr>
         <w:t>搭建</w:t>
       </w:r>
-      <w:proofErr w:type="spellStart"/>
       <w:r>
         <w:rPr>
           <w:rFonts w:hint="eastAsia"/>
@@ -4195,15 +3727,7 @@
           <w:sz w:val="24"/>
           <w:szCs w:val="24"/>
         </w:rPr>
-        <w:t>vc</w:t>
-      </w:r>
-      <w:proofErr w:type="spellEnd"/>
-      <w:r>
-        <w:rPr>
-          <w:sz w:val="24"/>
-          <w:szCs w:val="24"/>
-        </w:rPr>
-        <w:t>(Entity</w:t>
+        <w:t>vc(Entity</w:t>
       </w:r>
       <w:r>
         <w:rPr>
@@ -4274,7 +3798,6 @@
         </w:rPr>
         <w:t>，使用</w:t>
       </w:r>
-      <w:proofErr w:type="spellStart"/>
       <w:r>
         <w:rPr>
           <w:rFonts w:hint="eastAsia"/>
@@ -4288,15 +3811,7 @@
           <w:sz w:val="24"/>
           <w:szCs w:val="24"/>
         </w:rPr>
-        <w:t>ybatis</w:t>
-      </w:r>
-      <w:proofErr w:type="spellEnd"/>
-      <w:r>
-        <w:rPr>
-          <w:sz w:val="24"/>
-          <w:szCs w:val="24"/>
-        </w:rPr>
-        <w:t>-plus</w:t>
+        <w:t>ybatis-plus</w:t>
       </w:r>
       <w:r>
         <w:rPr>
@@ -4306,7 +3821,6 @@
         </w:rPr>
         <w:t>做数据库访问，用</w:t>
       </w:r>
-      <w:proofErr w:type="spellStart"/>
       <w:r>
         <w:rPr>
           <w:rFonts w:hint="eastAsia"/>
@@ -4322,7 +3836,6 @@
         </w:rPr>
         <w:t>pringsecurity</w:t>
       </w:r>
-      <w:proofErr w:type="spellEnd"/>
       <w:r>
         <w:rPr>
           <w:rFonts w:hint="eastAsia"/>
@@ -4422,7 +3935,6 @@
         </w:rPr>
         <w:t>图中包含表的索引，具体的数据库创建</w:t>
       </w:r>
-      <w:proofErr w:type="spellStart"/>
       <w:r>
         <w:rPr>
           <w:rFonts w:hint="eastAsia"/>
@@ -4438,7 +3950,6 @@
         </w:rPr>
         <w:t>ql</w:t>
       </w:r>
-      <w:proofErr w:type="spellEnd"/>
       <w:r>
         <w:rPr>
           <w:rFonts w:hint="eastAsia"/>
@@ -4447,7 +3958,6 @@
         </w:rPr>
         <w:t>在源码的</w:t>
       </w:r>
-      <w:proofErr w:type="spellStart"/>
       <w:r>
         <w:rPr>
           <w:rFonts w:hint="eastAsia"/>
@@ -4463,7 +3973,6 @@
         </w:rPr>
         <w:t>ql</w:t>
       </w:r>
-      <w:proofErr w:type="spellEnd"/>
       <w:r>
         <w:rPr>
           <w:rFonts w:hint="eastAsia"/>
@@ -5878,25 +5387,7 @@
           <w:sz w:val="24"/>
           <w:szCs w:val="24"/>
         </w:rPr>
-        <w:t>用户：除了拥有游客的全部权限外，还可以对自己的个人信息进行管理，可以发表博客，对发表</w:t>
-      </w:r>
-      <w:proofErr w:type="gramStart"/>
-      <w:r>
-        <w:rPr>
-          <w:rFonts w:hint="eastAsia"/>
-          <w:sz w:val="24"/>
-          <w:szCs w:val="24"/>
-        </w:rPr>
-        <w:t>的博客进行</w:t>
-      </w:r>
-      <w:proofErr w:type="gramEnd"/>
-      <w:r>
-        <w:rPr>
-          <w:rFonts w:hint="eastAsia"/>
-          <w:sz w:val="24"/>
-          <w:szCs w:val="24"/>
-        </w:rPr>
-        <w:t>管理</w:t>
+        <w:t>用户：除了拥有游客的全部权限外，还可以对自己的个人信息进行管理，可以发表博客，对发表的博客进行管理</w:t>
       </w:r>
       <w:r>
         <w:rPr>
@@ -5927,25 +5418,7 @@
           <w:sz w:val="24"/>
           <w:szCs w:val="24"/>
         </w:rPr>
-        <w:t>，可以关注别人的博客，可以对别人</w:t>
-      </w:r>
-      <w:proofErr w:type="gramStart"/>
-      <w:r>
-        <w:rPr>
-          <w:rFonts w:hint="eastAsia"/>
-          <w:sz w:val="24"/>
-          <w:szCs w:val="24"/>
-        </w:rPr>
-        <w:t>的博客进行</w:t>
-      </w:r>
-      <w:proofErr w:type="gramEnd"/>
-      <w:r>
-        <w:rPr>
-          <w:rFonts w:hint="eastAsia"/>
-          <w:sz w:val="24"/>
-          <w:szCs w:val="24"/>
-        </w:rPr>
-        <w:t>评论。</w:t>
+        <w:t>，可以关注别人的博客，可以对别人的博客进行评论。</w:t>
       </w:r>
     </w:p>
     <w:p>
@@ -6427,7 +5900,6 @@
         </w:rPr>
         <w:t>，这个页面中的用户数据通过</w:t>
       </w:r>
-      <w:proofErr w:type="spellStart"/>
       <w:r>
         <w:rPr>
           <w:rFonts w:hint="eastAsia"/>
@@ -6443,7 +5915,6 @@
         </w:rPr>
         <w:t>hymeleaf</w:t>
       </w:r>
-      <w:proofErr w:type="spellEnd"/>
       <w:r>
         <w:rPr>
           <w:rFonts w:hint="eastAsia"/>
@@ -6458,25 +5929,7 @@
           <w:sz w:val="24"/>
           <w:szCs w:val="24"/>
         </w:rPr>
-        <w:t>而页面中该</w:t>
-      </w:r>
-      <w:proofErr w:type="gramStart"/>
-      <w:r>
-        <w:rPr>
-          <w:rFonts w:hint="eastAsia"/>
-          <w:sz w:val="24"/>
-          <w:szCs w:val="24"/>
-        </w:rPr>
-        <w:t>用户博客的</w:t>
-      </w:r>
-      <w:proofErr w:type="gramEnd"/>
-      <w:r>
-        <w:rPr>
-          <w:rFonts w:hint="eastAsia"/>
-          <w:sz w:val="24"/>
-          <w:szCs w:val="24"/>
-        </w:rPr>
-        <w:t>部分则通过</w:t>
+        <w:t>而页面中该用户博客的部分则通过</w:t>
       </w:r>
       <w:r>
         <w:rPr>
@@ -6571,23 +6024,13 @@
         </w:rPr>
         <w:t>)</w:t>
       </w:r>
-      <w:proofErr w:type="gramStart"/>
-      <w:r>
-        <w:rPr>
-          <w:rFonts w:hint="eastAsia"/>
-          <w:sz w:val="24"/>
-          <w:szCs w:val="24"/>
-        </w:rPr>
-        <w:t>博客模块</w:t>
-      </w:r>
-      <w:proofErr w:type="gramEnd"/>
-      <w:r>
-        <w:rPr>
-          <w:rFonts w:hint="eastAsia"/>
-          <w:sz w:val="24"/>
-          <w:szCs w:val="24"/>
-        </w:rPr>
-        <w:t>：</w:t>
+      <w:r>
+        <w:rPr>
+          <w:rFonts w:hint="eastAsia"/>
+          <w:sz w:val="24"/>
+          <w:szCs w:val="24"/>
+        </w:rPr>
+        <w:t>博客模块：</w:t>
       </w:r>
     </w:p>
     <w:p>
@@ -6599,23 +6042,13 @@
           <w:szCs w:val="24"/>
         </w:rPr>
       </w:pPr>
-      <w:proofErr w:type="gramStart"/>
-      <w:r>
-        <w:rPr>
-          <w:rFonts w:hint="eastAsia"/>
-          <w:sz w:val="24"/>
-          <w:szCs w:val="24"/>
-        </w:rPr>
-        <w:t>发表博客的</w:t>
-      </w:r>
-      <w:proofErr w:type="gramEnd"/>
-      <w:r>
-        <w:rPr>
-          <w:rFonts w:hint="eastAsia"/>
-          <w:sz w:val="24"/>
-          <w:szCs w:val="24"/>
-        </w:rPr>
-        <w:t>页面是</w:t>
+      <w:r>
+        <w:rPr>
+          <w:rFonts w:hint="eastAsia"/>
+          <w:sz w:val="24"/>
+          <w:szCs w:val="24"/>
+        </w:rPr>
+        <w:t>发表博客的页面是</w:t>
       </w:r>
       <w:r>
         <w:rPr>
@@ -6681,25 +6114,7 @@
           <w:sz w:val="24"/>
           <w:szCs w:val="24"/>
         </w:rPr>
-        <w:t>编辑已发表</w:t>
-      </w:r>
-      <w:proofErr w:type="gramStart"/>
-      <w:r>
-        <w:rPr>
-          <w:rFonts w:hint="eastAsia"/>
-          <w:sz w:val="24"/>
-          <w:szCs w:val="24"/>
-        </w:rPr>
-        <w:t>的博客的</w:t>
-      </w:r>
-      <w:proofErr w:type="gramEnd"/>
-      <w:r>
-        <w:rPr>
-          <w:rFonts w:hint="eastAsia"/>
-          <w:sz w:val="24"/>
-          <w:szCs w:val="24"/>
-        </w:rPr>
-        <w:t>页面是</w:t>
+        <w:t>编辑已发表的博客的页面是</w:t>
       </w:r>
       <w:r>
         <w:rPr>
@@ -6729,23 +6144,7 @@
           <w:sz w:val="24"/>
           <w:szCs w:val="24"/>
         </w:rPr>
-        <w:t>/my-articles/edit-article/{</w:t>
-      </w:r>
-      <w:proofErr w:type="spellStart"/>
-      <w:r>
-        <w:rPr>
-          <w:sz w:val="24"/>
-          <w:szCs w:val="24"/>
-        </w:rPr>
-        <w:t>articleUid</w:t>
-      </w:r>
-      <w:proofErr w:type="spellEnd"/>
-      <w:r>
-        <w:rPr>
-          <w:sz w:val="24"/>
-          <w:szCs w:val="24"/>
-        </w:rPr>
-        <w:t>}</w:t>
+        <w:t>/my-articles/edit-article/{articleUid}</w:t>
       </w:r>
       <w:r>
         <w:rPr>
@@ -6775,23 +6174,13 @@
           <w:szCs w:val="24"/>
         </w:rPr>
       </w:pPr>
-      <w:proofErr w:type="gramStart"/>
-      <w:r>
-        <w:rPr>
-          <w:rFonts w:hint="eastAsia"/>
-          <w:sz w:val="24"/>
-          <w:szCs w:val="24"/>
-        </w:rPr>
-        <w:t>查看博客的</w:t>
-      </w:r>
-      <w:proofErr w:type="gramEnd"/>
-      <w:r>
-        <w:rPr>
-          <w:rFonts w:hint="eastAsia"/>
-          <w:sz w:val="24"/>
-          <w:szCs w:val="24"/>
-        </w:rPr>
-        <w:t>页面是</w:t>
+      <w:r>
+        <w:rPr>
+          <w:rFonts w:hint="eastAsia"/>
+          <w:sz w:val="24"/>
+          <w:szCs w:val="24"/>
+        </w:rPr>
+        <w:t>查看博客的页面是</w:t>
       </w:r>
       <w:r>
         <w:rPr>
@@ -6816,7 +6205,6 @@
         </w:rPr>
         <w:t>，数据直接由后端根据</w:t>
       </w:r>
-      <w:proofErr w:type="spellStart"/>
       <w:r>
         <w:rPr>
           <w:rFonts w:hint="eastAsia"/>
@@ -6832,7 +6220,6 @@
         </w:rPr>
         <w:t>rticleUid</w:t>
       </w:r>
-      <w:proofErr w:type="spellEnd"/>
       <w:r>
         <w:rPr>
           <w:rFonts w:hint="eastAsia"/>
@@ -6841,7 +6228,6 @@
         </w:rPr>
         <w:t>经过</w:t>
       </w:r>
-      <w:proofErr w:type="spellStart"/>
       <w:r>
         <w:rPr>
           <w:rFonts w:hint="eastAsia"/>
@@ -6857,32 +6243,13 @@
         </w:rPr>
         <w:t>hymeleaf</w:t>
       </w:r>
-      <w:proofErr w:type="spellEnd"/>
-      <w:r>
-        <w:rPr>
-          <w:rFonts w:hint="eastAsia"/>
-          <w:sz w:val="24"/>
-          <w:szCs w:val="24"/>
-        </w:rPr>
-        <w:t>渲染到页面上返回给用户。在此页面可以</w:t>
-      </w:r>
-      <w:proofErr w:type="gramStart"/>
-      <w:r>
-        <w:rPr>
-          <w:rFonts w:hint="eastAsia"/>
-          <w:sz w:val="24"/>
-          <w:szCs w:val="24"/>
-        </w:rPr>
-        <w:t>对博客进行</w:t>
-      </w:r>
-      <w:proofErr w:type="gramEnd"/>
-      <w:r>
-        <w:rPr>
-          <w:rFonts w:hint="eastAsia"/>
-          <w:sz w:val="24"/>
-          <w:szCs w:val="24"/>
-        </w:rPr>
-        <w:t>关注与评论，对于评论的删除也是在此页面进行。</w:t>
+      <w:r>
+        <w:rPr>
+          <w:rFonts w:hint="eastAsia"/>
+          <w:sz w:val="24"/>
+          <w:szCs w:val="24"/>
+        </w:rPr>
+        <w:t>渲染到页面上返回给用户。在此页面可以对博客进行关注与评论，对于评论的删除也是在此页面进行。</w:t>
       </w:r>
       <w:r>
         <w:rPr>
@@ -6904,23 +6271,7 @@
           <w:sz w:val="24"/>
           <w:szCs w:val="24"/>
         </w:rPr>
-        <w:t>{</w:t>
-      </w:r>
-      <w:proofErr w:type="spellStart"/>
-      <w:r>
-        <w:rPr>
-          <w:sz w:val="24"/>
-          <w:szCs w:val="24"/>
-        </w:rPr>
-        <w:t>articleUid</w:t>
-      </w:r>
-      <w:proofErr w:type="spellEnd"/>
-      <w:r>
-        <w:rPr>
-          <w:sz w:val="24"/>
-          <w:szCs w:val="24"/>
-        </w:rPr>
-        <w:t>}/add-comment</w:t>
+        <w:t>{articleUid}/add-comment</w:t>
       </w:r>
       <w:r>
         <w:rPr>
@@ -6943,39 +6294,7 @@
           <w:sz w:val="24"/>
           <w:szCs w:val="24"/>
         </w:rPr>
-        <w:t>article/{</w:t>
-      </w:r>
-      <w:proofErr w:type="spellStart"/>
-      <w:r>
-        <w:rPr>
-          <w:sz w:val="24"/>
-          <w:szCs w:val="24"/>
-        </w:rPr>
-        <w:t>articleUid</w:t>
-      </w:r>
-      <w:proofErr w:type="spellEnd"/>
-      <w:r>
-        <w:rPr>
-          <w:sz w:val="24"/>
-          <w:szCs w:val="24"/>
-        </w:rPr>
-        <w:t>}/remove-comment/{</w:t>
-      </w:r>
-      <w:proofErr w:type="spellStart"/>
-      <w:r>
-        <w:rPr>
-          <w:sz w:val="24"/>
-          <w:szCs w:val="24"/>
-        </w:rPr>
-        <w:t>commentUid</w:t>
-      </w:r>
-      <w:proofErr w:type="spellEnd"/>
-      <w:r>
-        <w:rPr>
-          <w:sz w:val="24"/>
-          <w:szCs w:val="24"/>
-        </w:rPr>
-        <w:t>}</w:t>
+        <w:t>article/{articleUid}/remove-comment/{commentUid}</w:t>
       </w:r>
       <w:r>
         <w:rPr>
@@ -7042,25 +6361,7 @@
           <w:sz w:val="24"/>
           <w:szCs w:val="24"/>
         </w:rPr>
-        <w:t>管理</w:t>
-      </w:r>
-      <w:proofErr w:type="gramStart"/>
-      <w:r>
-        <w:rPr>
-          <w:rFonts w:hint="eastAsia"/>
-          <w:sz w:val="24"/>
-          <w:szCs w:val="24"/>
-        </w:rPr>
-        <w:t>博客关注</w:t>
-      </w:r>
-      <w:proofErr w:type="gramEnd"/>
-      <w:r>
-        <w:rPr>
-          <w:rFonts w:hint="eastAsia"/>
-          <w:sz w:val="24"/>
-          <w:szCs w:val="24"/>
-        </w:rPr>
-        <w:t>的页面是</w:t>
+        <w:t>管理博客关注的页面是</w:t>
       </w:r>
       <w:r>
         <w:rPr>
@@ -7179,25 +6480,7 @@
           <w:sz w:val="24"/>
           <w:szCs w:val="24"/>
         </w:rPr>
-        <w:t>我</w:t>
-      </w:r>
-      <w:proofErr w:type="gramStart"/>
-      <w:r>
-        <w:rPr>
-          <w:rFonts w:hint="eastAsia"/>
-          <w:sz w:val="24"/>
-          <w:szCs w:val="24"/>
-        </w:rPr>
-        <w:t>的博客管理</w:t>
-      </w:r>
-      <w:proofErr w:type="gramEnd"/>
-      <w:r>
-        <w:rPr>
-          <w:rFonts w:hint="eastAsia"/>
-          <w:sz w:val="24"/>
-          <w:szCs w:val="24"/>
-        </w:rPr>
-        <w:t>页面是</w:t>
+        <w:t>我的博客管理页面是</w:t>
       </w:r>
       <w:r>
         <w:rPr>
@@ -7220,18 +6503,501 @@
           <w:sz w:val="24"/>
           <w:szCs w:val="24"/>
         </w:rPr>
-        <w:t>，在此页面可以对已发表</w:t>
-      </w:r>
-      <w:proofErr w:type="gramStart"/>
-      <w:r>
-        <w:rPr>
-          <w:rFonts w:hint="eastAsia"/>
-          <w:sz w:val="24"/>
-          <w:szCs w:val="24"/>
-        </w:rPr>
-        <w:t>的博客进行增删改查操作</w:t>
-      </w:r>
-      <w:proofErr w:type="gramEnd"/>
+        <w:t>，在此页面可以对已发表的博客进行增删改查操作。</w:t>
+      </w:r>
+    </w:p>
+    <w:p>
+      <w:pPr>
+        <w:ind w:left="840" w:firstLine="420"/>
+        <w:jc w:val="left"/>
+        <w:rPr>
+          <w:sz w:val="24"/>
+          <w:szCs w:val="24"/>
+        </w:rPr>
+      </w:pPr>
+    </w:p>
+    <w:p>
+      <w:pPr>
+        <w:jc w:val="left"/>
+        <w:rPr>
+          <w:sz w:val="24"/>
+          <w:szCs w:val="24"/>
+        </w:rPr>
+      </w:pPr>
+      <w:r>
+        <w:rPr>
+          <w:sz w:val="24"/>
+          <w:szCs w:val="24"/>
+        </w:rPr>
+        <w:tab/>
+      </w:r>
+      <w:r>
+        <w:rPr>
+          <w:rFonts w:hint="eastAsia"/>
+          <w:sz w:val="24"/>
+          <w:szCs w:val="24"/>
+        </w:rPr>
+        <w:t>(</w:t>
+      </w:r>
+      <w:r>
+        <w:rPr>
+          <w:sz w:val="24"/>
+          <w:szCs w:val="24"/>
+        </w:rPr>
+        <w:t>3</w:t>
+      </w:r>
+      <w:r>
+        <w:rPr>
+          <w:rFonts w:hint="eastAsia"/>
+          <w:sz w:val="24"/>
+          <w:szCs w:val="24"/>
+        </w:rPr>
+        <w:t>)</w:t>
+      </w:r>
+      <w:r>
+        <w:rPr>
+          <w:rFonts w:hint="eastAsia"/>
+          <w:sz w:val="24"/>
+          <w:szCs w:val="24"/>
+        </w:rPr>
+        <w:t>主页模块：</w:t>
+      </w:r>
+    </w:p>
+    <w:p>
+      <w:pPr>
+        <w:ind w:left="840" w:firstLine="420"/>
+        <w:jc w:val="left"/>
+        <w:rPr>
+          <w:sz w:val="24"/>
+          <w:szCs w:val="24"/>
+        </w:rPr>
+      </w:pPr>
+      <w:r>
+        <w:rPr>
+          <w:rFonts w:hint="eastAsia"/>
+          <w:sz w:val="24"/>
+          <w:szCs w:val="24"/>
+        </w:rPr>
+        <w:t>轻博客小站的主页是</w:t>
+      </w:r>
+      <w:r>
+        <w:rPr>
+          <w:sz w:val="24"/>
+          <w:szCs w:val="24"/>
+        </w:rPr>
+        <w:t>index.html</w:t>
+      </w:r>
+      <w:r>
+        <w:rPr>
+          <w:rFonts w:hint="eastAsia"/>
+          <w:sz w:val="24"/>
+          <w:szCs w:val="24"/>
+        </w:rPr>
+        <w:t>，提交的接口为</w:t>
+      </w:r>
+      <w:r>
+        <w:rPr>
+          <w:rFonts w:hint="eastAsia"/>
+          <w:sz w:val="24"/>
+          <w:szCs w:val="24"/>
+        </w:rPr>
+        <w:t>/</w:t>
+      </w:r>
+      <w:r>
+        <w:rPr>
+          <w:sz w:val="24"/>
+          <w:szCs w:val="24"/>
+        </w:rPr>
+        <w:t>get-hot-open-articles</w:t>
+      </w:r>
+      <w:r>
+        <w:rPr>
+          <w:rFonts w:hint="eastAsia"/>
+          <w:sz w:val="24"/>
+          <w:szCs w:val="24"/>
+        </w:rPr>
+        <w:t>，</w:t>
+      </w:r>
+      <w:r>
+        <w:rPr>
+          <w:rFonts w:hint="eastAsia"/>
+          <w:sz w:val="24"/>
+          <w:szCs w:val="24"/>
+        </w:rPr>
+        <w:t>获取当前的公开数据返回到前端的表格进行显示。</w:t>
+      </w:r>
+    </w:p>
+    <w:p>
+      <w:pPr>
+        <w:jc w:val="left"/>
+        <w:rPr>
+          <w:sz w:val="24"/>
+          <w:szCs w:val="24"/>
+        </w:rPr>
+      </w:pPr>
+    </w:p>
+    <w:p>
+      <w:pPr>
+        <w:jc w:val="left"/>
+        <w:rPr>
+          <w:sz w:val="24"/>
+          <w:szCs w:val="24"/>
+        </w:rPr>
+      </w:pPr>
+      <w:r>
+        <w:rPr>
+          <w:sz w:val="24"/>
+          <w:szCs w:val="24"/>
+        </w:rPr>
+        <w:tab/>
+      </w:r>
+      <w:r>
+        <w:rPr>
+          <w:rFonts w:hint="eastAsia"/>
+          <w:sz w:val="24"/>
+          <w:szCs w:val="24"/>
+        </w:rPr>
+        <w:t>(</w:t>
+      </w:r>
+      <w:r>
+        <w:rPr>
+          <w:sz w:val="24"/>
+          <w:szCs w:val="24"/>
+        </w:rPr>
+        <w:t>4)</w:t>
+      </w:r>
+      <w:r>
+        <w:rPr>
+          <w:rFonts w:hint="eastAsia"/>
+          <w:sz w:val="24"/>
+          <w:szCs w:val="24"/>
+        </w:rPr>
+        <w:t>分类管理模块</w:t>
+      </w:r>
+      <w:r>
+        <w:rPr>
+          <w:rFonts w:hint="eastAsia"/>
+          <w:sz w:val="24"/>
+          <w:szCs w:val="24"/>
+        </w:rPr>
+        <w:t>:</w:t>
+      </w:r>
+    </w:p>
+    <w:p>
+      <w:pPr>
+        <w:ind w:left="840" w:firstLine="420"/>
+        <w:jc w:val="left"/>
+        <w:rPr>
+          <w:sz w:val="24"/>
+          <w:szCs w:val="24"/>
+        </w:rPr>
+      </w:pPr>
+      <w:r>
+        <w:rPr>
+          <w:rFonts w:hint="eastAsia"/>
+          <w:sz w:val="24"/>
+          <w:szCs w:val="24"/>
+        </w:rPr>
+        <w:t>分类的贡献页面是</w:t>
+      </w:r>
+      <w:r>
+        <w:rPr>
+          <w:sz w:val="24"/>
+          <w:szCs w:val="24"/>
+        </w:rPr>
+        <w:t>contribute-category.html</w:t>
+      </w:r>
+      <w:r>
+        <w:rPr>
+          <w:rFonts w:hint="eastAsia"/>
+          <w:sz w:val="24"/>
+          <w:szCs w:val="24"/>
+        </w:rPr>
+        <w:t>，提交的接口为</w:t>
+      </w:r>
+      <w:r>
+        <w:rPr>
+          <w:rFonts w:hint="eastAsia"/>
+          <w:sz w:val="24"/>
+          <w:szCs w:val="24"/>
+        </w:rPr>
+        <w:t>/</w:t>
+      </w:r>
+      <w:r>
+        <w:rPr>
+          <w:sz w:val="24"/>
+          <w:szCs w:val="24"/>
+        </w:rPr>
+        <w:t>contribute-category</w:t>
+      </w:r>
+      <w:r>
+        <w:rPr>
+          <w:rFonts w:hint="eastAsia"/>
+          <w:sz w:val="24"/>
+          <w:szCs w:val="24"/>
+        </w:rPr>
+        <w:t>，对分类进行重名检查的接口是</w:t>
+      </w:r>
+      <w:r>
+        <w:rPr>
+          <w:rFonts w:hint="eastAsia"/>
+          <w:sz w:val="24"/>
+          <w:szCs w:val="24"/>
+        </w:rPr>
+        <w:t>/</w:t>
+      </w:r>
+      <w:r>
+        <w:rPr>
+          <w:sz w:val="24"/>
+          <w:szCs w:val="24"/>
+        </w:rPr>
+        <w:t>contribute-category/{category}</w:t>
+      </w:r>
+      <w:r>
+        <w:rPr>
+          <w:rFonts w:hint="eastAsia"/>
+          <w:sz w:val="24"/>
+          <w:szCs w:val="24"/>
+        </w:rPr>
+        <w:t>，提交到后台后，后台还会再次检查分类是否已经重复了。</w:t>
+      </w:r>
+    </w:p>
+    <w:p>
+      <w:pPr>
+        <w:jc w:val="left"/>
+        <w:rPr>
+          <w:sz w:val="24"/>
+          <w:szCs w:val="24"/>
+        </w:rPr>
+      </w:pPr>
+    </w:p>
+    <w:p>
+      <w:pPr>
+        <w:jc w:val="left"/>
+        <w:rPr>
+          <w:sz w:val="24"/>
+          <w:szCs w:val="24"/>
+        </w:rPr>
+      </w:pPr>
+      <w:r>
+        <w:rPr>
+          <w:sz w:val="24"/>
+          <w:szCs w:val="24"/>
+        </w:rPr>
+        <w:tab/>
+      </w:r>
+      <w:r>
+        <w:rPr>
+          <w:rFonts w:hint="eastAsia"/>
+          <w:sz w:val="24"/>
+          <w:szCs w:val="24"/>
+        </w:rPr>
+        <w:t>(</w:t>
+      </w:r>
+      <w:r>
+        <w:rPr>
+          <w:sz w:val="24"/>
+          <w:szCs w:val="24"/>
+        </w:rPr>
+        <w:t>5)</w:t>
+      </w:r>
+      <w:r>
+        <w:rPr>
+          <w:rFonts w:hint="eastAsia"/>
+          <w:sz w:val="24"/>
+          <w:szCs w:val="24"/>
+        </w:rPr>
+        <w:t>网站管理模块</w:t>
+      </w:r>
+      <w:r>
+        <w:rPr>
+          <w:rFonts w:hint="eastAsia"/>
+          <w:sz w:val="24"/>
+          <w:szCs w:val="24"/>
+        </w:rPr>
+        <w:t>:</w:t>
+      </w:r>
+    </w:p>
+    <w:p>
+      <w:pPr>
+        <w:ind w:left="840" w:firstLine="420"/>
+        <w:jc w:val="left"/>
+        <w:rPr>
+          <w:sz w:val="24"/>
+          <w:szCs w:val="24"/>
+        </w:rPr>
+      </w:pPr>
+      <w:r>
+        <w:rPr>
+          <w:rFonts w:hint="eastAsia"/>
+          <w:sz w:val="24"/>
+          <w:szCs w:val="24"/>
+        </w:rPr>
+        <w:t>网站管理模块的页面是</w:t>
+      </w:r>
+      <w:r>
+        <w:rPr>
+          <w:rFonts w:hint="eastAsia"/>
+          <w:sz w:val="24"/>
+          <w:szCs w:val="24"/>
+        </w:rPr>
+        <w:t>a</w:t>
+      </w:r>
+      <w:r>
+        <w:rPr>
+          <w:sz w:val="24"/>
+          <w:szCs w:val="24"/>
+        </w:rPr>
+        <w:t>dmin.html</w:t>
+      </w:r>
+      <w:r>
+        <w:rPr>
+          <w:rFonts w:hint="eastAsia"/>
+          <w:sz w:val="24"/>
+          <w:szCs w:val="24"/>
+        </w:rPr>
+        <w:t>，下设四个管理子模块。</w:t>
+      </w:r>
+    </w:p>
+    <w:p>
+      <w:pPr>
+        <w:ind w:left="840" w:firstLine="420"/>
+        <w:jc w:val="left"/>
+        <w:rPr>
+          <w:sz w:val="24"/>
+          <w:szCs w:val="24"/>
+        </w:rPr>
+      </w:pPr>
+    </w:p>
+    <w:p>
+      <w:pPr>
+        <w:ind w:left="840" w:firstLine="420"/>
+        <w:jc w:val="left"/>
+        <w:rPr>
+          <w:sz w:val="24"/>
+          <w:szCs w:val="24"/>
+        </w:rPr>
+      </w:pPr>
+      <w:r>
+        <w:rPr>
+          <w:rFonts w:hint="eastAsia"/>
+          <w:sz w:val="24"/>
+          <w:szCs w:val="24"/>
+        </w:rPr>
+        <w:t>网站博客管理从后台接口</w:t>
+      </w:r>
+      <w:r>
+        <w:rPr>
+          <w:sz w:val="24"/>
+          <w:szCs w:val="24"/>
+        </w:rPr>
+        <w:t>/admin/get-all-articles</w:t>
+      </w:r>
+      <w:r>
+        <w:rPr>
+          <w:rFonts w:hint="eastAsia"/>
+          <w:sz w:val="24"/>
+          <w:szCs w:val="24"/>
+        </w:rPr>
+        <w:t>返回数据，</w:t>
+      </w:r>
+      <w:r>
+        <w:rPr>
+          <w:rFonts w:hint="eastAsia"/>
+          <w:sz w:val="24"/>
+          <w:szCs w:val="24"/>
+        </w:rPr>
+        <w:t>显示到前端的表格上，之后就可以对其执行删改查操作。</w:t>
+      </w:r>
+      <w:r>
+        <w:rPr>
+          <w:rFonts w:hint="eastAsia"/>
+          <w:sz w:val="24"/>
+          <w:szCs w:val="24"/>
+        </w:rPr>
+        <w:t>删除的接口为</w:t>
+      </w:r>
+      <w:r>
+        <w:rPr>
+          <w:sz w:val="24"/>
+          <w:szCs w:val="24"/>
+        </w:rPr>
+        <w:t>/admin/delete-article/</w:t>
+      </w:r>
+      <w:r>
+        <w:rPr>
+          <w:sz w:val="24"/>
+          <w:szCs w:val="24"/>
+        </w:rPr>
+        <w:t>{articleUid}</w:t>
+      </w:r>
+      <w:r>
+        <w:rPr>
+          <w:rFonts w:hint="eastAsia"/>
+          <w:sz w:val="24"/>
+          <w:szCs w:val="24"/>
+        </w:rPr>
+        <w:t>，修改的接口为</w:t>
+      </w:r>
+      <w:r>
+        <w:rPr>
+          <w:sz w:val="24"/>
+          <w:szCs w:val="24"/>
+        </w:rPr>
+        <w:t>/my-articles/edit-article/</w:t>
+      </w:r>
+      <w:r>
+        <w:rPr>
+          <w:sz w:val="24"/>
+          <w:szCs w:val="24"/>
+        </w:rPr>
+        <w:t>{articleUid}</w:t>
+      </w:r>
+      <w:r>
+        <w:rPr>
+          <w:rFonts w:hint="eastAsia"/>
+          <w:sz w:val="24"/>
+          <w:szCs w:val="24"/>
+        </w:rPr>
+        <w:t>，对应的页面为</w:t>
+      </w:r>
+      <w:r>
+        <w:rPr>
+          <w:rFonts w:hint="eastAsia"/>
+          <w:sz w:val="24"/>
+          <w:szCs w:val="24"/>
+        </w:rPr>
+        <w:t>edit</w:t>
+      </w:r>
+      <w:r>
+        <w:rPr>
+          <w:sz w:val="24"/>
+          <w:szCs w:val="24"/>
+        </w:rPr>
+        <w:t>-article.html</w:t>
+      </w:r>
+      <w:r>
+        <w:rPr>
+          <w:rFonts w:hint="eastAsia"/>
+          <w:sz w:val="24"/>
+          <w:szCs w:val="24"/>
+        </w:rPr>
+        <w:t>，查看的接口为</w:t>
+      </w:r>
+      <w:r>
+        <w:rPr>
+          <w:sz w:val="24"/>
+          <w:szCs w:val="24"/>
+        </w:rPr>
+        <w:t>/article/</w:t>
+      </w:r>
+      <w:r>
+        <w:rPr>
+          <w:sz w:val="24"/>
+          <w:szCs w:val="24"/>
+        </w:rPr>
+        <w:t>{articleUid}/</w:t>
+      </w:r>
       <w:r>
         <w:rPr>
           <w:rFonts w:hint="eastAsia"/>
@@ -7253,6 +7019,534 @@
     </w:p>
     <w:p>
       <w:pPr>
+        <w:ind w:left="840" w:firstLine="420"/>
+        <w:jc w:val="left"/>
+        <w:rPr>
+          <w:sz w:val="24"/>
+          <w:szCs w:val="24"/>
+        </w:rPr>
+      </w:pPr>
+      <w:r>
+        <w:rPr>
+          <w:rFonts w:hint="eastAsia"/>
+          <w:sz w:val="24"/>
+          <w:szCs w:val="24"/>
+        </w:rPr>
+        <w:t>网站用户管理从后台接口</w:t>
+      </w:r>
+      <w:r>
+        <w:rPr>
+          <w:sz w:val="24"/>
+          <w:szCs w:val="24"/>
+        </w:rPr>
+        <w:t>/admin/get-all-users</w:t>
+      </w:r>
+      <w:r>
+        <w:rPr>
+          <w:rFonts w:hint="eastAsia"/>
+          <w:sz w:val="24"/>
+          <w:szCs w:val="24"/>
+        </w:rPr>
+        <w:t>中获得数据显示到前端的表格上，并且可以对其进行增删改查操作。删除用户的接口为</w:t>
+      </w:r>
+      <w:r>
+        <w:rPr>
+          <w:sz w:val="24"/>
+          <w:szCs w:val="24"/>
+        </w:rPr>
+        <w:t>/admin/delete-user/</w:t>
+      </w:r>
+      <w:r>
+        <w:rPr>
+          <w:sz w:val="24"/>
+          <w:szCs w:val="24"/>
+        </w:rPr>
+        <w:t>{username}</w:t>
+      </w:r>
+      <w:r>
+        <w:rPr>
+          <w:rFonts w:hint="eastAsia"/>
+          <w:sz w:val="24"/>
+          <w:szCs w:val="24"/>
+        </w:rPr>
+        <w:t>，修改用户信息的接口为</w:t>
+      </w:r>
+      <w:r>
+        <w:rPr>
+          <w:sz w:val="24"/>
+          <w:szCs w:val="24"/>
+        </w:rPr>
+        <w:t xml:space="preserve"> /user-page/{username}/edit-user</w:t>
+      </w:r>
+      <w:r>
+        <w:rPr>
+          <w:rFonts w:hint="eastAsia"/>
+          <w:sz w:val="24"/>
+          <w:szCs w:val="24"/>
+        </w:rPr>
+        <w:t>，对应的页面为</w:t>
+      </w:r>
+      <w:r>
+        <w:rPr>
+          <w:rFonts w:hint="eastAsia"/>
+          <w:sz w:val="24"/>
+          <w:szCs w:val="24"/>
+        </w:rPr>
+        <w:t>e</w:t>
+      </w:r>
+      <w:r>
+        <w:rPr>
+          <w:sz w:val="24"/>
+          <w:szCs w:val="24"/>
+        </w:rPr>
+        <w:t>dit-user.html</w:t>
+      </w:r>
+      <w:r>
+        <w:rPr>
+          <w:rFonts w:hint="eastAsia"/>
+          <w:sz w:val="24"/>
+          <w:szCs w:val="24"/>
+        </w:rPr>
+        <w:t>，可以对用户的主页进行查看，接口为</w:t>
+      </w:r>
+      <w:r>
+        <w:rPr>
+          <w:sz w:val="24"/>
+          <w:szCs w:val="24"/>
+        </w:rPr>
+        <w:t>/user-page/</w:t>
+      </w:r>
+      <w:r>
+        <w:rPr>
+          <w:sz w:val="24"/>
+          <w:szCs w:val="24"/>
+        </w:rPr>
+        <w:t>{username}/</w:t>
+      </w:r>
+      <w:r>
+        <w:rPr>
+          <w:rFonts w:hint="eastAsia"/>
+          <w:sz w:val="24"/>
+          <w:szCs w:val="24"/>
+        </w:rPr>
+        <w:t>，页面为</w:t>
+      </w:r>
+      <w:r>
+        <w:rPr>
+          <w:rFonts w:hint="eastAsia"/>
+          <w:sz w:val="24"/>
+          <w:szCs w:val="24"/>
+        </w:rPr>
+        <w:t>u</w:t>
+      </w:r>
+      <w:r>
+        <w:rPr>
+          <w:sz w:val="24"/>
+          <w:szCs w:val="24"/>
+        </w:rPr>
+        <w:t>ser-page.html</w:t>
+      </w:r>
+      <w:r>
+        <w:rPr>
+          <w:rFonts w:hint="eastAsia"/>
+          <w:sz w:val="24"/>
+          <w:szCs w:val="24"/>
+        </w:rPr>
+        <w:t>。</w:t>
+      </w:r>
+    </w:p>
+    <w:p>
+      <w:pPr>
+        <w:ind w:left="840" w:firstLine="420"/>
+        <w:jc w:val="left"/>
+        <w:rPr>
+          <w:sz w:val="24"/>
+          <w:szCs w:val="24"/>
+        </w:rPr>
+      </w:pPr>
+    </w:p>
+    <w:p>
+      <w:pPr>
+        <w:ind w:left="840" w:firstLine="420"/>
+        <w:jc w:val="left"/>
+        <w:rPr>
+          <w:sz w:val="24"/>
+          <w:szCs w:val="24"/>
+        </w:rPr>
+      </w:pPr>
+      <w:r>
+        <w:rPr>
+          <w:rFonts w:hint="eastAsia"/>
+          <w:sz w:val="24"/>
+          <w:szCs w:val="24"/>
+        </w:rPr>
+        <w:t>网站分类管理从后台接口</w:t>
+      </w:r>
+      <w:r>
+        <w:rPr>
+          <w:sz w:val="24"/>
+          <w:szCs w:val="24"/>
+        </w:rPr>
+        <w:t>/admin/get-all-category</w:t>
+      </w:r>
+      <w:r>
+        <w:rPr>
+          <w:rFonts w:hint="eastAsia"/>
+          <w:sz w:val="24"/>
+          <w:szCs w:val="24"/>
+        </w:rPr>
+        <w:t>中获得数据，并显示到前端的表格上，可以对其进行增删改查的操作。删除分类的接口为</w:t>
+      </w:r>
+      <w:r>
+        <w:rPr>
+          <w:sz w:val="24"/>
+          <w:szCs w:val="24"/>
+        </w:rPr>
+        <w:t>/admin/delete-category/</w:t>
+      </w:r>
+      <w:r>
+        <w:rPr>
+          <w:sz w:val="24"/>
+          <w:szCs w:val="24"/>
+        </w:rPr>
+        <w:t>{category}</w:t>
+      </w:r>
+      <w:r>
+        <w:rPr>
+          <w:rFonts w:hint="eastAsia"/>
+          <w:sz w:val="24"/>
+          <w:szCs w:val="24"/>
+        </w:rPr>
+        <w:t>，修改分类的接口为</w:t>
+      </w:r>
+      <w:r>
+        <w:rPr>
+          <w:sz w:val="24"/>
+          <w:szCs w:val="24"/>
+        </w:rPr>
+        <w:t>/admin/</w:t>
+      </w:r>
+      <w:r>
+        <w:rPr>
+          <w:sz w:val="24"/>
+          <w:szCs w:val="24"/>
+        </w:rPr>
+        <w:t>edit</w:t>
+      </w:r>
+      <w:r>
+        <w:rPr>
+          <w:sz w:val="24"/>
+          <w:szCs w:val="24"/>
+        </w:rPr>
+        <w:t>-category/</w:t>
+      </w:r>
+      <w:r>
+        <w:rPr>
+          <w:sz w:val="24"/>
+          <w:szCs w:val="24"/>
+        </w:rPr>
+        <w:t>{category}</w:t>
+      </w:r>
+      <w:r>
+        <w:rPr>
+          <w:rFonts w:hint="eastAsia"/>
+          <w:sz w:val="24"/>
+          <w:szCs w:val="24"/>
+        </w:rPr>
+        <w:t>，页面为</w:t>
+      </w:r>
+      <w:r>
+        <w:rPr>
+          <w:rFonts w:hint="eastAsia"/>
+          <w:sz w:val="24"/>
+          <w:szCs w:val="24"/>
+        </w:rPr>
+        <w:t>e</w:t>
+      </w:r>
+      <w:r>
+        <w:rPr>
+          <w:sz w:val="24"/>
+          <w:szCs w:val="24"/>
+        </w:rPr>
+        <w:t>dit-category.html</w:t>
+      </w:r>
+      <w:r>
+        <w:rPr>
+          <w:rFonts w:hint="eastAsia"/>
+          <w:sz w:val="24"/>
+          <w:szCs w:val="24"/>
+        </w:rPr>
+        <w:t>。</w:t>
+      </w:r>
+    </w:p>
+    <w:p>
+      <w:pPr>
+        <w:ind w:left="840" w:firstLine="420"/>
+        <w:jc w:val="left"/>
+        <w:rPr>
+          <w:sz w:val="24"/>
+          <w:szCs w:val="24"/>
+        </w:rPr>
+      </w:pPr>
+    </w:p>
+    <w:p>
+      <w:pPr>
+        <w:ind w:left="840" w:firstLine="420"/>
+        <w:jc w:val="left"/>
+        <w:rPr>
+          <w:sz w:val="24"/>
+          <w:szCs w:val="24"/>
+        </w:rPr>
+      </w:pPr>
+      <w:r>
+        <w:rPr>
+          <w:rFonts w:hint="eastAsia"/>
+          <w:sz w:val="24"/>
+          <w:szCs w:val="24"/>
+        </w:rPr>
+        <w:t>超级管理员管理管理员模块从后台接口</w:t>
+      </w:r>
+      <w:r>
+        <w:rPr>
+          <w:sz w:val="24"/>
+          <w:szCs w:val="24"/>
+        </w:rPr>
+        <w:t>/super-admin/get-all-admins</w:t>
+      </w:r>
+      <w:r>
+        <w:rPr>
+          <w:rFonts w:hint="eastAsia"/>
+          <w:sz w:val="24"/>
+          <w:szCs w:val="24"/>
+        </w:rPr>
+        <w:t>中获得管理员的信息，可以对其进行增删改查的操作。修改信息的接口为</w:t>
+      </w:r>
+      <w:r>
+        <w:rPr>
+          <w:sz w:val="24"/>
+          <w:szCs w:val="24"/>
+        </w:rPr>
+        <w:t>/super-admin/edit-admin/</w:t>
+      </w:r>
+      <w:r>
+        <w:rPr>
+          <w:sz w:val="24"/>
+          <w:szCs w:val="24"/>
+        </w:rPr>
+        <w:t>{username}</w:t>
+      </w:r>
+      <w:r>
+        <w:rPr>
+          <w:rFonts w:hint="eastAsia"/>
+          <w:sz w:val="24"/>
+          <w:szCs w:val="24"/>
+        </w:rPr>
+        <w:t>，页面为</w:t>
+      </w:r>
+      <w:r>
+        <w:rPr>
+          <w:rFonts w:hint="eastAsia"/>
+          <w:sz w:val="24"/>
+          <w:szCs w:val="24"/>
+        </w:rPr>
+        <w:t>s</w:t>
+      </w:r>
+      <w:r>
+        <w:rPr>
+          <w:sz w:val="24"/>
+          <w:szCs w:val="24"/>
+        </w:rPr>
+        <w:t>uper-edit-admin.html</w:t>
+      </w:r>
+      <w:r>
+        <w:rPr>
+          <w:rFonts w:hint="eastAsia"/>
+          <w:sz w:val="24"/>
+          <w:szCs w:val="24"/>
+        </w:rPr>
+        <w:t>，删除管理员的接口为</w:t>
+      </w:r>
+      <w:r>
+        <w:rPr>
+          <w:sz w:val="24"/>
+          <w:szCs w:val="24"/>
+        </w:rPr>
+        <w:t>/super-admin/delete-admin/</w:t>
+      </w:r>
+      <w:r>
+        <w:rPr>
+          <w:sz w:val="24"/>
+          <w:szCs w:val="24"/>
+        </w:rPr>
+        <w:t>{username}</w:t>
+      </w:r>
+      <w:r>
+        <w:rPr>
+          <w:rFonts w:hint="eastAsia"/>
+          <w:sz w:val="24"/>
+          <w:szCs w:val="24"/>
+        </w:rPr>
+        <w:t>，此外，还可以进入管理员添加页面</w:t>
+      </w:r>
+      <w:r>
+        <w:rPr>
+          <w:rFonts w:hint="eastAsia"/>
+          <w:sz w:val="24"/>
+          <w:szCs w:val="24"/>
+        </w:rPr>
+        <w:t>s</w:t>
+      </w:r>
+      <w:r>
+        <w:rPr>
+          <w:sz w:val="24"/>
+          <w:szCs w:val="24"/>
+        </w:rPr>
+        <w:t>uper-add-admin.html</w:t>
+      </w:r>
+      <w:r>
+        <w:rPr>
+          <w:rFonts w:hint="eastAsia"/>
+          <w:sz w:val="24"/>
+          <w:szCs w:val="24"/>
+        </w:rPr>
+        <w:t>进行添加管理员的操作</w:t>
+      </w:r>
+      <w:r>
+        <w:rPr>
+          <w:rFonts w:hint="eastAsia"/>
+          <w:sz w:val="24"/>
+          <w:szCs w:val="24"/>
+        </w:rPr>
+        <w:t>。</w:t>
+      </w:r>
+    </w:p>
+    <w:p>
+      <w:pPr>
+        <w:ind w:left="840" w:firstLine="420"/>
+        <w:jc w:val="left"/>
+        <w:rPr>
+          <w:sz w:val="24"/>
+          <w:szCs w:val="24"/>
+        </w:rPr>
+      </w:pPr>
+    </w:p>
+    <w:p>
+      <w:pPr>
+        <w:jc w:val="left"/>
+        <w:rPr>
+          <w:color w:val="FF0000"/>
+          <w:sz w:val="24"/>
+          <w:szCs w:val="24"/>
+        </w:rPr>
+      </w:pPr>
+      <w:r>
+        <w:rPr>
+          <w:rFonts w:hint="eastAsia"/>
+          <w:color w:val="FF0000"/>
+          <w:sz w:val="24"/>
+          <w:szCs w:val="24"/>
+        </w:rPr>
+        <w:t>注意：由于项目要求中没有要求实现搜索功能，所以在此不实现该功能，如需实现，需要使用</w:t>
+      </w:r>
+      <w:r>
+        <w:rPr>
+          <w:color w:val="FF0000"/>
+          <w:sz w:val="24"/>
+          <w:szCs w:val="24"/>
+        </w:rPr>
+        <w:t>ElasticSearch</w:t>
+      </w:r>
+      <w:r>
+        <w:rPr>
+          <w:rFonts w:hint="eastAsia"/>
+          <w:color w:val="FF0000"/>
+          <w:sz w:val="24"/>
+          <w:szCs w:val="24"/>
+        </w:rPr>
+        <w:t>全文检索引擎</w:t>
+      </w:r>
+      <w:r>
+        <w:rPr>
+          <w:rFonts w:hint="eastAsia"/>
+          <w:color w:val="FF0000"/>
+          <w:sz w:val="24"/>
+          <w:szCs w:val="24"/>
+        </w:rPr>
+        <w:t>与</w:t>
+      </w:r>
+      <w:r>
+        <w:rPr>
+          <w:rFonts w:hint="eastAsia"/>
+          <w:color w:val="FF0000"/>
+          <w:sz w:val="24"/>
+          <w:szCs w:val="24"/>
+        </w:rPr>
+        <w:t>I</w:t>
+      </w:r>
+      <w:r>
+        <w:rPr>
+          <w:color w:val="FF0000"/>
+          <w:sz w:val="24"/>
+          <w:szCs w:val="24"/>
+        </w:rPr>
+        <w:t>K</w:t>
+      </w:r>
+      <w:r>
+        <w:rPr>
+          <w:rFonts w:hint="eastAsia"/>
+          <w:color w:val="FF0000"/>
+          <w:sz w:val="24"/>
+          <w:szCs w:val="24"/>
+        </w:rPr>
+        <w:t>分词器</w:t>
+      </w:r>
+      <w:r>
+        <w:rPr>
+          <w:rFonts w:hint="eastAsia"/>
+          <w:color w:val="FF0000"/>
+          <w:sz w:val="24"/>
+          <w:szCs w:val="24"/>
+        </w:rPr>
+        <w:t>。</w:t>
+      </w:r>
+    </w:p>
+    <w:p>
+      <w:pPr>
+        <w:ind w:left="840" w:firstLine="420"/>
+        <w:jc w:val="left"/>
+        <w:rPr>
+          <w:sz w:val="24"/>
+          <w:szCs w:val="24"/>
+        </w:rPr>
+      </w:pPr>
+    </w:p>
+    <w:p>
+      <w:pPr>
+        <w:jc w:val="left"/>
+        <w:rPr>
+          <w:sz w:val="24"/>
+          <w:szCs w:val="24"/>
+        </w:rPr>
+      </w:pPr>
+      <w:r>
+        <w:rPr>
+          <w:rFonts w:hint="eastAsia"/>
+          <w:sz w:val="24"/>
+          <w:szCs w:val="24"/>
+        </w:rPr>
+        <w:t>4</w:t>
+      </w:r>
+      <w:r>
+        <w:rPr>
+          <w:rFonts w:hint="eastAsia"/>
+          <w:sz w:val="24"/>
+          <w:szCs w:val="24"/>
+        </w:rPr>
+        <w:t>、部分功能的实现</w:t>
+      </w:r>
+    </w:p>
+    <w:p>
+      <w:pPr>
         <w:jc w:val="left"/>
         <w:rPr>
           <w:sz w:val="24"/>
@@ -7268,118 +7562,19 @@
       </w:r>
       <w:r>
         <w:rPr>
-          <w:rFonts w:hint="eastAsia"/>
-          <w:sz w:val="24"/>
-          <w:szCs w:val="24"/>
-        </w:rPr>
-        <w:t>(</w:t>
-      </w:r>
-      <w:r>
-        <w:rPr>
-          <w:sz w:val="24"/>
-          <w:szCs w:val="24"/>
-        </w:rPr>
-        <w:t>3</w:t>
-      </w:r>
-      <w:r>
-        <w:rPr>
-          <w:rFonts w:hint="eastAsia"/>
-          <w:sz w:val="24"/>
-          <w:szCs w:val="24"/>
-        </w:rPr>
-        <w:t>)</w:t>
-      </w:r>
-      <w:r>
-        <w:rPr>
-          <w:rFonts w:hint="eastAsia"/>
-          <w:sz w:val="24"/>
-          <w:szCs w:val="24"/>
-        </w:rPr>
-        <w:t>主页模块：</w:t>
-      </w:r>
-    </w:p>
-    <w:p>
-      <w:pPr>
-        <w:ind w:left="840" w:firstLine="420"/>
-        <w:jc w:val="left"/>
-        <w:rPr>
-          <w:sz w:val="24"/>
-          <w:szCs w:val="24"/>
-        </w:rPr>
-      </w:pPr>
-      <w:proofErr w:type="gramStart"/>
-      <w:r>
-        <w:rPr>
-          <w:rFonts w:hint="eastAsia"/>
-          <w:sz w:val="24"/>
-          <w:szCs w:val="24"/>
-        </w:rPr>
-        <w:t>轻博客</w:t>
-      </w:r>
-      <w:proofErr w:type="gramEnd"/>
-      <w:r>
-        <w:rPr>
-          <w:rFonts w:hint="eastAsia"/>
-          <w:sz w:val="24"/>
-          <w:szCs w:val="24"/>
-        </w:rPr>
-        <w:t>小站的主页是</w:t>
-      </w:r>
-      <w:r>
-        <w:rPr>
-          <w:sz w:val="24"/>
-          <w:szCs w:val="24"/>
-        </w:rPr>
-        <w:t>index.html</w:t>
-      </w:r>
-      <w:r>
-        <w:rPr>
-          <w:rFonts w:hint="eastAsia"/>
-          <w:sz w:val="24"/>
-          <w:szCs w:val="24"/>
-        </w:rPr>
-        <w:t>，提交的接口为</w:t>
-      </w:r>
-      <w:r>
-        <w:rPr>
-          <w:rFonts w:hint="eastAsia"/>
-          <w:sz w:val="24"/>
-          <w:szCs w:val="24"/>
-        </w:rPr>
-        <w:t>/</w:t>
-      </w:r>
-      <w:r>
-        <w:rPr>
-          <w:sz w:val="24"/>
-          <w:szCs w:val="24"/>
-        </w:rPr>
-        <w:t>get-hot-open-articles</w:t>
-      </w:r>
-      <w:r>
-        <w:rPr>
-          <w:rFonts w:hint="eastAsia"/>
-          <w:sz w:val="24"/>
-          <w:szCs w:val="24"/>
-        </w:rPr>
-        <w:t>，</w:t>
-      </w:r>
-      <w:r>
-        <w:rPr>
-          <w:rFonts w:hint="eastAsia"/>
-          <w:sz w:val="24"/>
-          <w:szCs w:val="24"/>
-        </w:rPr>
-        <w:t>获取当前的公开数据返回到前端的表格进行显示。</w:t>
-      </w:r>
-    </w:p>
-    <w:p>
-      <w:pPr>
-        <w:jc w:val="left"/>
-        <w:rPr>
-          <w:sz w:val="24"/>
-          <w:szCs w:val="24"/>
-        </w:rPr>
-      </w:pPr>
+          <w:sz w:val="24"/>
+          <w:szCs w:val="24"/>
+        </w:rPr>
+        <w:t>(1)</w:t>
+      </w:r>
+      <w:r>
+        <w:rPr>
+          <w:rFonts w:hint="eastAsia"/>
+          <w:sz w:val="24"/>
+          <w:szCs w:val="24"/>
+        </w:rPr>
+        <w:t>数据获取</w:t>
+      </w:r>
     </w:p>
     <w:p>
       <w:pPr>
@@ -7398,134 +7593,6 @@
       </w:r>
       <w:r>
         <w:rPr>
-          <w:rFonts w:hint="eastAsia"/>
-          <w:sz w:val="24"/>
-          <w:szCs w:val="24"/>
-        </w:rPr>
-        <w:t>(</w:t>
-      </w:r>
-      <w:r>
-        <w:rPr>
-          <w:sz w:val="24"/>
-          <w:szCs w:val="24"/>
-        </w:rPr>
-        <w:t>4)</w:t>
-      </w:r>
-      <w:r>
-        <w:rPr>
-          <w:rFonts w:hint="eastAsia"/>
-          <w:sz w:val="24"/>
-          <w:szCs w:val="24"/>
-        </w:rPr>
-        <w:t>分类管理模块</w:t>
-      </w:r>
-      <w:r>
-        <w:rPr>
-          <w:rFonts w:hint="eastAsia"/>
-          <w:sz w:val="24"/>
-          <w:szCs w:val="24"/>
-        </w:rPr>
-        <w:t>:</w:t>
-      </w:r>
-    </w:p>
-    <w:p>
-      <w:pPr>
-        <w:ind w:left="840" w:firstLine="420"/>
-        <w:jc w:val="left"/>
-        <w:rPr>
-          <w:sz w:val="24"/>
-          <w:szCs w:val="24"/>
-        </w:rPr>
-      </w:pPr>
-      <w:r>
-        <w:rPr>
-          <w:rFonts w:hint="eastAsia"/>
-          <w:sz w:val="24"/>
-          <w:szCs w:val="24"/>
-        </w:rPr>
-        <w:t>分类的贡献页面是</w:t>
-      </w:r>
-      <w:r>
-        <w:rPr>
-          <w:sz w:val="24"/>
-          <w:szCs w:val="24"/>
-        </w:rPr>
-        <w:t>contribute-category.html</w:t>
-      </w:r>
-      <w:r>
-        <w:rPr>
-          <w:rFonts w:hint="eastAsia"/>
-          <w:sz w:val="24"/>
-          <w:szCs w:val="24"/>
-        </w:rPr>
-        <w:t>，提交的接口为</w:t>
-      </w:r>
-      <w:r>
-        <w:rPr>
-          <w:rFonts w:hint="eastAsia"/>
-          <w:sz w:val="24"/>
-          <w:szCs w:val="24"/>
-        </w:rPr>
-        <w:t>/</w:t>
-      </w:r>
-      <w:r>
-        <w:rPr>
-          <w:sz w:val="24"/>
-          <w:szCs w:val="24"/>
-        </w:rPr>
-        <w:t>contribute-category</w:t>
-      </w:r>
-      <w:r>
-        <w:rPr>
-          <w:rFonts w:hint="eastAsia"/>
-          <w:sz w:val="24"/>
-          <w:szCs w:val="24"/>
-        </w:rPr>
-        <w:t>，对分类进行重名检查的接口是</w:t>
-      </w:r>
-      <w:r>
-        <w:rPr>
-          <w:rFonts w:hint="eastAsia"/>
-          <w:sz w:val="24"/>
-          <w:szCs w:val="24"/>
-        </w:rPr>
-        <w:t>/</w:t>
-      </w:r>
-      <w:r>
-        <w:rPr>
-          <w:sz w:val="24"/>
-          <w:szCs w:val="24"/>
-        </w:rPr>
-        <w:t>contribute-category/{category}</w:t>
-      </w:r>
-      <w:r>
-        <w:rPr>
-          <w:rFonts w:hint="eastAsia"/>
-          <w:sz w:val="24"/>
-          <w:szCs w:val="24"/>
-        </w:rPr>
-        <w:t>，提交到后台后，后台还会再次检查分类是否已经重复了。</w:t>
-      </w:r>
-    </w:p>
-    <w:p>
-      <w:pPr>
-        <w:jc w:val="left"/>
-        <w:rPr>
-          <w:sz w:val="24"/>
-          <w:szCs w:val="24"/>
-        </w:rPr>
-      </w:pPr>
-    </w:p>
-    <w:p>
-      <w:pPr>
-        <w:jc w:val="left"/>
-        <w:rPr>
-          <w:sz w:val="24"/>
-          <w:szCs w:val="24"/>
-        </w:rPr>
-      </w:pPr>
-      <w:r>
-        <w:rPr>
           <w:sz w:val="24"/>
           <w:szCs w:val="24"/>
         </w:rPr>
@@ -7537,951 +7604,7 @@
           <w:sz w:val="24"/>
           <w:szCs w:val="24"/>
         </w:rPr>
-        <w:t>(</w:t>
-      </w:r>
-      <w:r>
-        <w:rPr>
-          <w:sz w:val="24"/>
-          <w:szCs w:val="24"/>
-        </w:rPr>
-        <w:t>5)</w:t>
-      </w:r>
-      <w:r>
-        <w:rPr>
-          <w:rFonts w:hint="eastAsia"/>
-          <w:sz w:val="24"/>
-          <w:szCs w:val="24"/>
-        </w:rPr>
-        <w:t>网站管理模块</w:t>
-      </w:r>
-      <w:r>
-        <w:rPr>
-          <w:rFonts w:hint="eastAsia"/>
-          <w:sz w:val="24"/>
-          <w:szCs w:val="24"/>
-        </w:rPr>
-        <w:t>:</w:t>
-      </w:r>
-    </w:p>
-    <w:p>
-      <w:pPr>
-        <w:ind w:left="840" w:firstLine="420"/>
-        <w:jc w:val="left"/>
-        <w:rPr>
-          <w:sz w:val="24"/>
-          <w:szCs w:val="24"/>
-        </w:rPr>
-      </w:pPr>
-      <w:r>
-        <w:rPr>
-          <w:rFonts w:hint="eastAsia"/>
-          <w:sz w:val="24"/>
-          <w:szCs w:val="24"/>
-        </w:rPr>
-        <w:t>网站管理模块的页面是</w:t>
-      </w:r>
-      <w:r>
-        <w:rPr>
-          <w:rFonts w:hint="eastAsia"/>
-          <w:sz w:val="24"/>
-          <w:szCs w:val="24"/>
-        </w:rPr>
-        <w:t>a</w:t>
-      </w:r>
-      <w:r>
-        <w:rPr>
-          <w:sz w:val="24"/>
-          <w:szCs w:val="24"/>
-        </w:rPr>
-        <w:t>dmin.html</w:t>
-      </w:r>
-      <w:r>
-        <w:rPr>
-          <w:rFonts w:hint="eastAsia"/>
-          <w:sz w:val="24"/>
-          <w:szCs w:val="24"/>
-        </w:rPr>
-        <w:t>，下设四个管理子模块。</w:t>
-      </w:r>
-    </w:p>
-    <w:p>
-      <w:pPr>
-        <w:ind w:left="840" w:firstLine="420"/>
-        <w:jc w:val="left"/>
-        <w:rPr>
-          <w:sz w:val="24"/>
-          <w:szCs w:val="24"/>
-        </w:rPr>
-      </w:pPr>
-    </w:p>
-    <w:p>
-      <w:pPr>
-        <w:ind w:left="840" w:firstLine="420"/>
-        <w:jc w:val="left"/>
-        <w:rPr>
-          <w:sz w:val="24"/>
-          <w:szCs w:val="24"/>
-        </w:rPr>
-      </w:pPr>
-      <w:proofErr w:type="gramStart"/>
-      <w:r>
-        <w:rPr>
-          <w:rFonts w:hint="eastAsia"/>
-          <w:sz w:val="24"/>
-          <w:szCs w:val="24"/>
-        </w:rPr>
-        <w:t>网站博客管理</w:t>
-      </w:r>
-      <w:proofErr w:type="gramEnd"/>
-      <w:r>
-        <w:rPr>
-          <w:rFonts w:hint="eastAsia"/>
-          <w:sz w:val="24"/>
-          <w:szCs w:val="24"/>
-        </w:rPr>
-        <w:t>从后台接口</w:t>
-      </w:r>
-      <w:r>
-        <w:rPr>
-          <w:sz w:val="24"/>
-          <w:szCs w:val="24"/>
-        </w:rPr>
-        <w:t>/admin/get-all-articles</w:t>
-      </w:r>
-      <w:r>
-        <w:rPr>
-          <w:rFonts w:hint="eastAsia"/>
-          <w:sz w:val="24"/>
-          <w:szCs w:val="24"/>
-        </w:rPr>
-        <w:t>返回数据，</w:t>
-      </w:r>
-      <w:r>
-        <w:rPr>
-          <w:rFonts w:hint="eastAsia"/>
-          <w:sz w:val="24"/>
-          <w:szCs w:val="24"/>
-        </w:rPr>
-        <w:t>显示到前端的表格上，之后就可以对其执行删改查操作。</w:t>
-      </w:r>
-      <w:r>
-        <w:rPr>
-          <w:rFonts w:hint="eastAsia"/>
-          <w:sz w:val="24"/>
-          <w:szCs w:val="24"/>
-        </w:rPr>
-        <w:t>删除的接口为</w:t>
-      </w:r>
-      <w:r>
-        <w:rPr>
-          <w:sz w:val="24"/>
-          <w:szCs w:val="24"/>
-        </w:rPr>
-        <w:t>/admin/delete-article/</w:t>
-      </w:r>
-      <w:r>
-        <w:rPr>
-          <w:sz w:val="24"/>
-          <w:szCs w:val="24"/>
-        </w:rPr>
-        <w:t>{</w:t>
-      </w:r>
-      <w:proofErr w:type="spellStart"/>
-      <w:r>
-        <w:rPr>
-          <w:sz w:val="24"/>
-          <w:szCs w:val="24"/>
-        </w:rPr>
-        <w:t>articleUid</w:t>
-      </w:r>
-      <w:proofErr w:type="spellEnd"/>
-      <w:r>
-        <w:rPr>
-          <w:sz w:val="24"/>
-          <w:szCs w:val="24"/>
-        </w:rPr>
-        <w:t>}</w:t>
-      </w:r>
-      <w:r>
-        <w:rPr>
-          <w:rFonts w:hint="eastAsia"/>
-          <w:sz w:val="24"/>
-          <w:szCs w:val="24"/>
-        </w:rPr>
-        <w:t>，修改的接口为</w:t>
-      </w:r>
-      <w:r>
-        <w:rPr>
-          <w:sz w:val="24"/>
-          <w:szCs w:val="24"/>
-        </w:rPr>
-        <w:t>/my-articles/edit-article/</w:t>
-      </w:r>
-      <w:r>
-        <w:rPr>
-          <w:sz w:val="24"/>
-          <w:szCs w:val="24"/>
-        </w:rPr>
-        <w:t>{</w:t>
-      </w:r>
-      <w:proofErr w:type="spellStart"/>
-      <w:r>
-        <w:rPr>
-          <w:sz w:val="24"/>
-          <w:szCs w:val="24"/>
-        </w:rPr>
-        <w:t>articleUid</w:t>
-      </w:r>
-      <w:proofErr w:type="spellEnd"/>
-      <w:r>
-        <w:rPr>
-          <w:sz w:val="24"/>
-          <w:szCs w:val="24"/>
-        </w:rPr>
-        <w:t>}</w:t>
-      </w:r>
-      <w:r>
-        <w:rPr>
-          <w:rFonts w:hint="eastAsia"/>
-          <w:sz w:val="24"/>
-          <w:szCs w:val="24"/>
-        </w:rPr>
-        <w:t>，对应的页面为</w:t>
-      </w:r>
-      <w:r>
-        <w:rPr>
-          <w:rFonts w:hint="eastAsia"/>
-          <w:sz w:val="24"/>
-          <w:szCs w:val="24"/>
-        </w:rPr>
-        <w:t>edit</w:t>
-      </w:r>
-      <w:r>
-        <w:rPr>
-          <w:sz w:val="24"/>
-          <w:szCs w:val="24"/>
-        </w:rPr>
-        <w:t>-article.html</w:t>
-      </w:r>
-      <w:r>
-        <w:rPr>
-          <w:rFonts w:hint="eastAsia"/>
-          <w:sz w:val="24"/>
-          <w:szCs w:val="24"/>
-        </w:rPr>
-        <w:t>，查看的接口为</w:t>
-      </w:r>
-      <w:r>
-        <w:rPr>
-          <w:sz w:val="24"/>
-          <w:szCs w:val="24"/>
-        </w:rPr>
-        <w:t>/article/</w:t>
-      </w:r>
-      <w:r>
-        <w:rPr>
-          <w:sz w:val="24"/>
-          <w:szCs w:val="24"/>
-        </w:rPr>
-        <w:t>{</w:t>
-      </w:r>
-      <w:proofErr w:type="spellStart"/>
-      <w:r>
-        <w:rPr>
-          <w:sz w:val="24"/>
-          <w:szCs w:val="24"/>
-        </w:rPr>
-        <w:t>articleUid</w:t>
-      </w:r>
-      <w:proofErr w:type="spellEnd"/>
-      <w:r>
-        <w:rPr>
-          <w:sz w:val="24"/>
-          <w:szCs w:val="24"/>
-        </w:rPr>
-        <w:t>}/</w:t>
-      </w:r>
-      <w:r>
-        <w:rPr>
-          <w:rFonts w:hint="eastAsia"/>
-          <w:sz w:val="24"/>
-          <w:szCs w:val="24"/>
-        </w:rPr>
-        <w:t>。</w:t>
-      </w:r>
-    </w:p>
-    <w:p>
-      <w:pPr>
-        <w:ind w:left="840" w:firstLine="420"/>
-        <w:jc w:val="left"/>
-        <w:rPr>
-          <w:sz w:val="24"/>
-          <w:szCs w:val="24"/>
-        </w:rPr>
-      </w:pPr>
-    </w:p>
-    <w:p>
-      <w:pPr>
-        <w:ind w:left="840" w:firstLine="420"/>
-        <w:jc w:val="left"/>
-        <w:rPr>
-          <w:sz w:val="24"/>
-          <w:szCs w:val="24"/>
-        </w:rPr>
-      </w:pPr>
-      <w:r>
-        <w:rPr>
-          <w:rFonts w:hint="eastAsia"/>
-          <w:sz w:val="24"/>
-          <w:szCs w:val="24"/>
-        </w:rPr>
-        <w:t>网站用户管理从后台接口</w:t>
-      </w:r>
-      <w:r>
-        <w:rPr>
-          <w:sz w:val="24"/>
-          <w:szCs w:val="24"/>
-        </w:rPr>
-        <w:t>/admin/get-all-users</w:t>
-      </w:r>
-      <w:r>
-        <w:rPr>
-          <w:rFonts w:hint="eastAsia"/>
-          <w:sz w:val="24"/>
-          <w:szCs w:val="24"/>
-        </w:rPr>
-        <w:t>中获得数据显示到前端的表格上，并且可以对其进行</w:t>
-      </w:r>
-      <w:proofErr w:type="gramStart"/>
-      <w:r>
-        <w:rPr>
-          <w:rFonts w:hint="eastAsia"/>
-          <w:sz w:val="24"/>
-          <w:szCs w:val="24"/>
-        </w:rPr>
-        <w:t>增删改查操作</w:t>
-      </w:r>
-      <w:proofErr w:type="gramEnd"/>
-      <w:r>
-        <w:rPr>
-          <w:rFonts w:hint="eastAsia"/>
-          <w:sz w:val="24"/>
-          <w:szCs w:val="24"/>
-        </w:rPr>
-        <w:t>。删除用户的接口为</w:t>
-      </w:r>
-      <w:r>
-        <w:rPr>
-          <w:sz w:val="24"/>
-          <w:szCs w:val="24"/>
-        </w:rPr>
-        <w:t>/admin/delete-user/</w:t>
-      </w:r>
-      <w:r>
-        <w:rPr>
-          <w:sz w:val="24"/>
-          <w:szCs w:val="24"/>
-        </w:rPr>
-        <w:t>{username}</w:t>
-      </w:r>
-      <w:r>
-        <w:rPr>
-          <w:rFonts w:hint="eastAsia"/>
-          <w:sz w:val="24"/>
-          <w:szCs w:val="24"/>
-        </w:rPr>
-        <w:t>，修改用户信息的接口为</w:t>
-      </w:r>
-      <w:r>
-        <w:rPr>
-          <w:sz w:val="24"/>
-          <w:szCs w:val="24"/>
-        </w:rPr>
-        <w:t xml:space="preserve"> /user-page/{username}/edit-user</w:t>
-      </w:r>
-      <w:r>
-        <w:rPr>
-          <w:rFonts w:hint="eastAsia"/>
-          <w:sz w:val="24"/>
-          <w:szCs w:val="24"/>
-        </w:rPr>
-        <w:t>，对应的页面为</w:t>
-      </w:r>
-      <w:r>
-        <w:rPr>
-          <w:rFonts w:hint="eastAsia"/>
-          <w:sz w:val="24"/>
-          <w:szCs w:val="24"/>
-        </w:rPr>
-        <w:t>e</w:t>
-      </w:r>
-      <w:r>
-        <w:rPr>
-          <w:sz w:val="24"/>
-          <w:szCs w:val="24"/>
-        </w:rPr>
-        <w:t>dit-user.html</w:t>
-      </w:r>
-      <w:r>
-        <w:rPr>
-          <w:rFonts w:hint="eastAsia"/>
-          <w:sz w:val="24"/>
-          <w:szCs w:val="24"/>
-        </w:rPr>
-        <w:t>，可以对用户的主页进行查看，接口为</w:t>
-      </w:r>
-      <w:r>
-        <w:rPr>
-          <w:sz w:val="24"/>
-          <w:szCs w:val="24"/>
-        </w:rPr>
-        <w:t>/user-page/</w:t>
-      </w:r>
-      <w:r>
-        <w:rPr>
-          <w:sz w:val="24"/>
-          <w:szCs w:val="24"/>
-        </w:rPr>
-        <w:t>{username}/</w:t>
-      </w:r>
-      <w:r>
-        <w:rPr>
-          <w:rFonts w:hint="eastAsia"/>
-          <w:sz w:val="24"/>
-          <w:szCs w:val="24"/>
-        </w:rPr>
-        <w:t>，页面为</w:t>
-      </w:r>
-      <w:r>
-        <w:rPr>
-          <w:rFonts w:hint="eastAsia"/>
-          <w:sz w:val="24"/>
-          <w:szCs w:val="24"/>
-        </w:rPr>
-        <w:t>u</w:t>
-      </w:r>
-      <w:r>
-        <w:rPr>
-          <w:sz w:val="24"/>
-          <w:szCs w:val="24"/>
-        </w:rPr>
-        <w:t>ser-page.html</w:t>
-      </w:r>
-      <w:r>
-        <w:rPr>
-          <w:rFonts w:hint="eastAsia"/>
-          <w:sz w:val="24"/>
-          <w:szCs w:val="24"/>
-        </w:rPr>
-        <w:t>。</w:t>
-      </w:r>
-    </w:p>
-    <w:p>
-      <w:pPr>
-        <w:ind w:left="840" w:firstLine="420"/>
-        <w:jc w:val="left"/>
-        <w:rPr>
-          <w:sz w:val="24"/>
-          <w:szCs w:val="24"/>
-        </w:rPr>
-      </w:pPr>
-    </w:p>
-    <w:p>
-      <w:pPr>
-        <w:ind w:left="840" w:firstLine="420"/>
-        <w:jc w:val="left"/>
-        <w:rPr>
-          <w:sz w:val="24"/>
-          <w:szCs w:val="24"/>
-        </w:rPr>
-      </w:pPr>
-      <w:r>
-        <w:rPr>
-          <w:rFonts w:hint="eastAsia"/>
-          <w:sz w:val="24"/>
-          <w:szCs w:val="24"/>
-        </w:rPr>
-        <w:t>网站分类管理从后台接口</w:t>
-      </w:r>
-      <w:r>
-        <w:rPr>
-          <w:sz w:val="24"/>
-          <w:szCs w:val="24"/>
-        </w:rPr>
-        <w:t>/admin/get-all-category</w:t>
-      </w:r>
-      <w:r>
-        <w:rPr>
-          <w:rFonts w:hint="eastAsia"/>
-          <w:sz w:val="24"/>
-          <w:szCs w:val="24"/>
-        </w:rPr>
-        <w:t>中获得数据，并显示到前端的表格上，可以对其进行</w:t>
-      </w:r>
-      <w:proofErr w:type="gramStart"/>
-      <w:r>
-        <w:rPr>
-          <w:rFonts w:hint="eastAsia"/>
-          <w:sz w:val="24"/>
-          <w:szCs w:val="24"/>
-        </w:rPr>
-        <w:t>增删改查的</w:t>
-      </w:r>
-      <w:proofErr w:type="gramEnd"/>
-      <w:r>
-        <w:rPr>
-          <w:rFonts w:hint="eastAsia"/>
-          <w:sz w:val="24"/>
-          <w:szCs w:val="24"/>
-        </w:rPr>
-        <w:t>操作。删除分类的接口为</w:t>
-      </w:r>
-      <w:r>
-        <w:rPr>
-          <w:sz w:val="24"/>
-          <w:szCs w:val="24"/>
-        </w:rPr>
-        <w:t>/admin/delete-category/</w:t>
-      </w:r>
-      <w:r>
-        <w:rPr>
-          <w:sz w:val="24"/>
-          <w:szCs w:val="24"/>
-        </w:rPr>
-        <w:t>{category}</w:t>
-      </w:r>
-      <w:r>
-        <w:rPr>
-          <w:rFonts w:hint="eastAsia"/>
-          <w:sz w:val="24"/>
-          <w:szCs w:val="24"/>
-        </w:rPr>
-        <w:t>，修改分类的接口为</w:t>
-      </w:r>
-      <w:r>
-        <w:rPr>
-          <w:sz w:val="24"/>
-          <w:szCs w:val="24"/>
-        </w:rPr>
-        <w:t>/admin/</w:t>
-      </w:r>
-      <w:r>
-        <w:rPr>
-          <w:sz w:val="24"/>
-          <w:szCs w:val="24"/>
-        </w:rPr>
-        <w:t>edit</w:t>
-      </w:r>
-      <w:r>
-        <w:rPr>
-          <w:sz w:val="24"/>
-          <w:szCs w:val="24"/>
-        </w:rPr>
-        <w:t>-category/</w:t>
-      </w:r>
-      <w:r>
-        <w:rPr>
-          <w:sz w:val="24"/>
-          <w:szCs w:val="24"/>
-        </w:rPr>
-        <w:t>{category}</w:t>
-      </w:r>
-      <w:r>
-        <w:rPr>
-          <w:rFonts w:hint="eastAsia"/>
-          <w:sz w:val="24"/>
-          <w:szCs w:val="24"/>
-        </w:rPr>
-        <w:t>，页面为</w:t>
-      </w:r>
-      <w:r>
-        <w:rPr>
-          <w:rFonts w:hint="eastAsia"/>
-          <w:sz w:val="24"/>
-          <w:szCs w:val="24"/>
-        </w:rPr>
-        <w:t>e</w:t>
-      </w:r>
-      <w:r>
-        <w:rPr>
-          <w:sz w:val="24"/>
-          <w:szCs w:val="24"/>
-        </w:rPr>
-        <w:t>dit-category.html</w:t>
-      </w:r>
-      <w:r>
-        <w:rPr>
-          <w:rFonts w:hint="eastAsia"/>
-          <w:sz w:val="24"/>
-          <w:szCs w:val="24"/>
-        </w:rPr>
-        <w:t>。</w:t>
-      </w:r>
-    </w:p>
-    <w:p>
-      <w:pPr>
-        <w:ind w:left="840" w:firstLine="420"/>
-        <w:jc w:val="left"/>
-        <w:rPr>
-          <w:sz w:val="24"/>
-          <w:szCs w:val="24"/>
-        </w:rPr>
-      </w:pPr>
-    </w:p>
-    <w:p>
-      <w:pPr>
-        <w:ind w:left="840" w:firstLine="420"/>
-        <w:jc w:val="left"/>
-        <w:rPr>
-          <w:sz w:val="24"/>
-          <w:szCs w:val="24"/>
-        </w:rPr>
-      </w:pPr>
-      <w:r>
-        <w:rPr>
-          <w:rFonts w:hint="eastAsia"/>
-          <w:sz w:val="24"/>
-          <w:szCs w:val="24"/>
-        </w:rPr>
-        <w:t>超级管理员管理管理员模块从后台接口</w:t>
-      </w:r>
-      <w:r>
-        <w:rPr>
-          <w:sz w:val="24"/>
-          <w:szCs w:val="24"/>
-        </w:rPr>
-        <w:t>/super-admin/get-all-admins</w:t>
-      </w:r>
-      <w:r>
-        <w:rPr>
-          <w:rFonts w:hint="eastAsia"/>
-          <w:sz w:val="24"/>
-          <w:szCs w:val="24"/>
-        </w:rPr>
-        <w:t>中获得管理员的信息，可以对其进行</w:t>
-      </w:r>
-      <w:proofErr w:type="gramStart"/>
-      <w:r>
-        <w:rPr>
-          <w:rFonts w:hint="eastAsia"/>
-          <w:sz w:val="24"/>
-          <w:szCs w:val="24"/>
-        </w:rPr>
-        <w:t>增删改查的</w:t>
-      </w:r>
-      <w:proofErr w:type="gramEnd"/>
-      <w:r>
-        <w:rPr>
-          <w:rFonts w:hint="eastAsia"/>
-          <w:sz w:val="24"/>
-          <w:szCs w:val="24"/>
-        </w:rPr>
-        <w:t>操作。修改信息的接口为</w:t>
-      </w:r>
-      <w:r>
-        <w:rPr>
-          <w:sz w:val="24"/>
-          <w:szCs w:val="24"/>
-        </w:rPr>
-        <w:t>/super-admin/edit-admin/</w:t>
-      </w:r>
-      <w:r>
-        <w:rPr>
-          <w:sz w:val="24"/>
-          <w:szCs w:val="24"/>
-        </w:rPr>
-        <w:t>{username}</w:t>
-      </w:r>
-      <w:r>
-        <w:rPr>
-          <w:rFonts w:hint="eastAsia"/>
-          <w:sz w:val="24"/>
-          <w:szCs w:val="24"/>
-        </w:rPr>
-        <w:t>，页面为</w:t>
-      </w:r>
-      <w:r>
-        <w:rPr>
-          <w:rFonts w:hint="eastAsia"/>
-          <w:sz w:val="24"/>
-          <w:szCs w:val="24"/>
-        </w:rPr>
-        <w:t>s</w:t>
-      </w:r>
-      <w:r>
-        <w:rPr>
-          <w:sz w:val="24"/>
-          <w:szCs w:val="24"/>
-        </w:rPr>
-        <w:t>uper-edit-admin.html</w:t>
-      </w:r>
-      <w:r>
-        <w:rPr>
-          <w:rFonts w:hint="eastAsia"/>
-          <w:sz w:val="24"/>
-          <w:szCs w:val="24"/>
-        </w:rPr>
-        <w:t>，删除管理员的接口为</w:t>
-      </w:r>
-      <w:r>
-        <w:rPr>
-          <w:sz w:val="24"/>
-          <w:szCs w:val="24"/>
-        </w:rPr>
-        <w:t>/super-admin/delete-admin/</w:t>
-      </w:r>
-      <w:r>
-        <w:rPr>
-          <w:sz w:val="24"/>
-          <w:szCs w:val="24"/>
-        </w:rPr>
-        <w:t>{username}</w:t>
-      </w:r>
-      <w:r>
-        <w:rPr>
-          <w:rFonts w:hint="eastAsia"/>
-          <w:sz w:val="24"/>
-          <w:szCs w:val="24"/>
-        </w:rPr>
-        <w:t>，此外，还可以进入管理员添加页面</w:t>
-      </w:r>
-      <w:r>
-        <w:rPr>
-          <w:rFonts w:hint="eastAsia"/>
-          <w:sz w:val="24"/>
-          <w:szCs w:val="24"/>
-        </w:rPr>
-        <w:t>s</w:t>
-      </w:r>
-      <w:r>
-        <w:rPr>
-          <w:sz w:val="24"/>
-          <w:szCs w:val="24"/>
-        </w:rPr>
-        <w:t>uper-add-admin.html</w:t>
-      </w:r>
-      <w:r>
-        <w:rPr>
-          <w:rFonts w:hint="eastAsia"/>
-          <w:sz w:val="24"/>
-          <w:szCs w:val="24"/>
-        </w:rPr>
-        <w:t>进行添加管理员的操作</w:t>
-      </w:r>
-      <w:r>
-        <w:rPr>
-          <w:rFonts w:hint="eastAsia"/>
-          <w:sz w:val="24"/>
-          <w:szCs w:val="24"/>
-        </w:rPr>
-        <w:t>。</w:t>
-      </w:r>
-    </w:p>
-    <w:p>
-      <w:pPr>
-        <w:ind w:left="840" w:firstLine="420"/>
-        <w:jc w:val="left"/>
-        <w:rPr>
-          <w:sz w:val="24"/>
-          <w:szCs w:val="24"/>
-        </w:rPr>
-      </w:pPr>
-    </w:p>
-    <w:p>
-      <w:pPr>
-        <w:jc w:val="left"/>
-        <w:rPr>
-          <w:color w:val="FF0000"/>
-          <w:sz w:val="24"/>
-          <w:szCs w:val="24"/>
-        </w:rPr>
-      </w:pPr>
-      <w:r>
-        <w:rPr>
-          <w:rFonts w:hint="eastAsia"/>
-          <w:color w:val="FF0000"/>
-          <w:sz w:val="24"/>
-          <w:szCs w:val="24"/>
-        </w:rPr>
-        <w:t>注意：由于项目要求中没有要求实现搜索功能，所以在此不实现该功能，如需实现，需要使用</w:t>
-      </w:r>
-      <w:proofErr w:type="spellStart"/>
-      <w:r>
-        <w:rPr>
-          <w:color w:val="FF0000"/>
-          <w:sz w:val="24"/>
-          <w:szCs w:val="24"/>
-        </w:rPr>
-        <w:t>ElasticSearch</w:t>
-      </w:r>
-      <w:proofErr w:type="spellEnd"/>
-      <w:r>
-        <w:rPr>
-          <w:rFonts w:hint="eastAsia"/>
-          <w:color w:val="FF0000"/>
-          <w:sz w:val="24"/>
-          <w:szCs w:val="24"/>
-        </w:rPr>
-        <w:t>全文检索引擎</w:t>
-      </w:r>
-      <w:r>
-        <w:rPr>
-          <w:rFonts w:hint="eastAsia"/>
-          <w:color w:val="FF0000"/>
-          <w:sz w:val="24"/>
-          <w:szCs w:val="24"/>
-        </w:rPr>
-        <w:t>与</w:t>
-      </w:r>
-      <w:r>
-        <w:rPr>
-          <w:rFonts w:hint="eastAsia"/>
-          <w:color w:val="FF0000"/>
-          <w:sz w:val="24"/>
-          <w:szCs w:val="24"/>
-        </w:rPr>
-        <w:t>I</w:t>
-      </w:r>
-      <w:r>
-        <w:rPr>
-          <w:color w:val="FF0000"/>
-          <w:sz w:val="24"/>
-          <w:szCs w:val="24"/>
-        </w:rPr>
-        <w:t>K</w:t>
-      </w:r>
-      <w:r>
-        <w:rPr>
-          <w:rFonts w:hint="eastAsia"/>
-          <w:color w:val="FF0000"/>
-          <w:sz w:val="24"/>
-          <w:szCs w:val="24"/>
-        </w:rPr>
-        <w:t>分词器</w:t>
-      </w:r>
-      <w:r>
-        <w:rPr>
-          <w:rFonts w:hint="eastAsia"/>
-          <w:color w:val="FF0000"/>
-          <w:sz w:val="24"/>
-          <w:szCs w:val="24"/>
-        </w:rPr>
-        <w:t>。</w:t>
-      </w:r>
-    </w:p>
-    <w:p>
-      <w:pPr>
-        <w:ind w:left="840" w:firstLine="420"/>
-        <w:jc w:val="left"/>
-        <w:rPr>
-          <w:sz w:val="24"/>
-          <w:szCs w:val="24"/>
-        </w:rPr>
-      </w:pPr>
-    </w:p>
-    <w:p>
-      <w:pPr>
-        <w:jc w:val="left"/>
-        <w:rPr>
-          <w:sz w:val="24"/>
-          <w:szCs w:val="24"/>
-        </w:rPr>
-      </w:pPr>
-      <w:r>
-        <w:rPr>
-          <w:rFonts w:hint="eastAsia"/>
-          <w:sz w:val="24"/>
-          <w:szCs w:val="24"/>
-        </w:rPr>
-        <w:t>4</w:t>
-      </w:r>
-      <w:r>
-        <w:rPr>
-          <w:rFonts w:hint="eastAsia"/>
-          <w:sz w:val="24"/>
-          <w:szCs w:val="24"/>
-        </w:rPr>
-        <w:t>、部分功能的实现</w:t>
-      </w:r>
-    </w:p>
-    <w:p>
-      <w:pPr>
-        <w:jc w:val="left"/>
-        <w:rPr>
-          <w:sz w:val="24"/>
-          <w:szCs w:val="24"/>
-        </w:rPr>
-      </w:pPr>
-      <w:r>
-        <w:rPr>
-          <w:sz w:val="24"/>
-          <w:szCs w:val="24"/>
-        </w:rPr>
-        <w:tab/>
-      </w:r>
-      <w:r>
-        <w:rPr>
-          <w:sz w:val="24"/>
-          <w:szCs w:val="24"/>
-        </w:rPr>
-        <w:t>(1)</w:t>
-      </w:r>
-      <w:r>
-        <w:rPr>
-          <w:rFonts w:hint="eastAsia"/>
-          <w:sz w:val="24"/>
-          <w:szCs w:val="24"/>
-        </w:rPr>
-        <w:t>数据获取</w:t>
-      </w:r>
-    </w:p>
-    <w:p>
-      <w:pPr>
-        <w:jc w:val="left"/>
-        <w:rPr>
-          <w:sz w:val="24"/>
-          <w:szCs w:val="24"/>
-        </w:rPr>
-      </w:pPr>
-      <w:r>
-        <w:rPr>
-          <w:sz w:val="24"/>
-          <w:szCs w:val="24"/>
-        </w:rPr>
-        <w:tab/>
-      </w:r>
-      <w:r>
-        <w:rPr>
-          <w:sz w:val="24"/>
-          <w:szCs w:val="24"/>
-        </w:rPr>
-        <w:tab/>
-      </w:r>
-      <w:r>
-        <w:rPr>
-          <w:rFonts w:hint="eastAsia"/>
-          <w:sz w:val="24"/>
-          <w:szCs w:val="24"/>
-        </w:rPr>
-        <w:t>带有分页的数据获取都是</w:t>
-      </w:r>
-      <w:proofErr w:type="gramStart"/>
-      <w:r>
-        <w:rPr>
-          <w:rFonts w:hint="eastAsia"/>
-          <w:sz w:val="24"/>
-          <w:szCs w:val="24"/>
-        </w:rPr>
-        <w:t>形如下</w:t>
-      </w:r>
-      <w:proofErr w:type="gramEnd"/>
-      <w:r>
-        <w:rPr>
-          <w:rFonts w:hint="eastAsia"/>
-          <w:sz w:val="24"/>
-          <w:szCs w:val="24"/>
-        </w:rPr>
-        <w:t>面的形式取获取</w:t>
+        <w:t>带有分页的数据获取都是形如下面的形式取获取</w:t>
       </w:r>
       <w:r>
         <w:rPr>
@@ -8958,7 +8081,6 @@
         </w:rPr>
         <w:t>层，因为有</w:t>
       </w:r>
-      <w:proofErr w:type="spellStart"/>
       <w:r>
         <w:rPr>
           <w:rFonts w:hint="eastAsia"/>
@@ -8972,15 +8094,7 @@
           <w:sz w:val="24"/>
           <w:szCs w:val="24"/>
         </w:rPr>
-        <w:t>ybatis</w:t>
-      </w:r>
-      <w:proofErr w:type="spellEnd"/>
-      <w:r>
-        <w:rPr>
-          <w:sz w:val="24"/>
-          <w:szCs w:val="24"/>
-        </w:rPr>
-        <w:t>-plus</w:t>
+        <w:t>ybatis-plus</w:t>
       </w:r>
       <w:r>
         <w:rPr>
@@ -8990,7 +8104,6 @@
         </w:rPr>
         <w:t>，所以不需要写任何方法，只需要继承</w:t>
       </w:r>
-      <w:proofErr w:type="spellStart"/>
       <w:r>
         <w:rPr>
           <w:rFonts w:hint="eastAsia"/>
@@ -9004,9 +8117,85 @@
           <w:sz w:val="24"/>
           <w:szCs w:val="24"/>
         </w:rPr>
-        <w:t>aseMapper</w:t>
-      </w:r>
-      <w:proofErr w:type="spellEnd"/>
+        <w:t>aseMapper&lt;&gt;</w:t>
+      </w:r>
+      <w:r>
+        <w:rPr>
+          <w:rFonts w:hint="eastAsia"/>
+          <w:sz w:val="24"/>
+          <w:szCs w:val="24"/>
+        </w:rPr>
+        <w:t>即可获得所有数据库查询方法，开箱即用</w:t>
+      </w:r>
+      <w:r>
+        <w:rPr>
+          <w:rFonts w:hint="eastAsia"/>
+          <w:sz w:val="24"/>
+          <w:szCs w:val="24"/>
+        </w:rPr>
+        <w:t>。如果是采用</w:t>
+      </w:r>
+      <w:r>
+        <w:rPr>
+          <w:rFonts w:hint="eastAsia"/>
+          <w:sz w:val="24"/>
+          <w:szCs w:val="24"/>
+        </w:rPr>
+        <w:t>Vue</w:t>
+      </w:r>
+      <w:r>
+        <w:rPr>
+          <w:rFonts w:hint="eastAsia"/>
+          <w:sz w:val="24"/>
+          <w:szCs w:val="24"/>
+        </w:rPr>
+        <w:t>，则可以使用</w:t>
+      </w:r>
+      <w:r>
+        <w:rPr>
+          <w:sz w:val="24"/>
+          <w:szCs w:val="24"/>
+        </w:rPr>
+        <w:t>BaseMapper</w:t>
+      </w:r>
+      <w:r>
+        <w:rPr>
+          <w:rFonts w:hint="eastAsia"/>
+          <w:sz w:val="24"/>
+          <w:szCs w:val="24"/>
+        </w:rPr>
+        <w:t>&lt;</w:t>
+      </w:r>
+      <w:r>
+        <w:rPr>
+          <w:sz w:val="24"/>
+          <w:szCs w:val="24"/>
+        </w:rPr>
+        <w:t>&gt;</w:t>
+      </w:r>
+      <w:r>
+        <w:rPr>
+          <w:rFonts w:hint="eastAsia"/>
+          <w:sz w:val="24"/>
+          <w:szCs w:val="24"/>
+        </w:rPr>
+        <w:t>，</w:t>
+      </w:r>
+      <w:r>
+        <w:rPr>
+          <w:rFonts w:hint="eastAsia"/>
+          <w:sz w:val="24"/>
+          <w:szCs w:val="24"/>
+        </w:rPr>
+        <w:t>I</w:t>
+      </w:r>
+      <w:r>
+        <w:rPr>
+          <w:sz w:val="24"/>
+          <w:szCs w:val="24"/>
+        </w:rPr>
+        <w:t>Service</w:t>
+      </w:r>
       <w:r>
         <w:rPr>
           <w:sz w:val="24"/>
@@ -9020,94 +8209,6 @@
           <w:sz w:val="24"/>
           <w:szCs w:val="24"/>
         </w:rPr>
-        <w:t>即可获得所有数据库查询方法，开箱即用</w:t>
-      </w:r>
-      <w:r>
-        <w:rPr>
-          <w:rFonts w:hint="eastAsia"/>
-          <w:sz w:val="24"/>
-          <w:szCs w:val="24"/>
-        </w:rPr>
-        <w:t>。如果是采用</w:t>
-      </w:r>
-      <w:r>
-        <w:rPr>
-          <w:rFonts w:hint="eastAsia"/>
-          <w:sz w:val="24"/>
-          <w:szCs w:val="24"/>
-        </w:rPr>
-        <w:t>Vue</w:t>
-      </w:r>
-      <w:r>
-        <w:rPr>
-          <w:rFonts w:hint="eastAsia"/>
-          <w:sz w:val="24"/>
-          <w:szCs w:val="24"/>
-        </w:rPr>
-        <w:t>，则可以使用</w:t>
-      </w:r>
-      <w:proofErr w:type="spellStart"/>
-      <w:r>
-        <w:rPr>
-          <w:sz w:val="24"/>
-          <w:szCs w:val="24"/>
-        </w:rPr>
-        <w:t>BaseMapper</w:t>
-      </w:r>
-      <w:proofErr w:type="spellEnd"/>
-      <w:r>
-        <w:rPr>
-          <w:rFonts w:hint="eastAsia"/>
-          <w:sz w:val="24"/>
-          <w:szCs w:val="24"/>
-        </w:rPr>
-        <w:t>&lt;</w:t>
-      </w:r>
-      <w:r>
-        <w:rPr>
-          <w:sz w:val="24"/>
-          <w:szCs w:val="24"/>
-        </w:rPr>
-        <w:t>&gt;</w:t>
-      </w:r>
-      <w:r>
-        <w:rPr>
-          <w:rFonts w:hint="eastAsia"/>
-          <w:sz w:val="24"/>
-          <w:szCs w:val="24"/>
-        </w:rPr>
-        <w:t>，</w:t>
-      </w:r>
-      <w:proofErr w:type="spellStart"/>
-      <w:r>
-        <w:rPr>
-          <w:rFonts w:hint="eastAsia"/>
-          <w:sz w:val="24"/>
-          <w:szCs w:val="24"/>
-        </w:rPr>
-        <w:t>I</w:t>
-      </w:r>
-      <w:r>
-        <w:rPr>
-          <w:sz w:val="24"/>
-          <w:szCs w:val="24"/>
-        </w:rPr>
-        <w:t>Service</w:t>
-      </w:r>
-      <w:proofErr w:type="spellEnd"/>
-      <w:r>
-        <w:rPr>
-          <w:sz w:val="24"/>
-          <w:szCs w:val="24"/>
-        </w:rPr>
-        <w:t>&lt;&gt;</w:t>
-      </w:r>
-      <w:r>
-        <w:rPr>
-          <w:rFonts w:hint="eastAsia"/>
-          <w:sz w:val="24"/>
-          <w:szCs w:val="24"/>
-        </w:rPr>
         <w:t>，直接将两个层都封装起来</w:t>
       </w:r>
       <w:r>
@@ -9134,7 +8235,6 @@
         </w:rPr>
         <w:t>使用</w:t>
       </w:r>
-      <w:proofErr w:type="spellStart"/>
       <w:r>
         <w:rPr>
           <w:rFonts w:hint="eastAsia"/>
@@ -9150,7 +8250,6 @@
         </w:rPr>
         <w:t>ctiveRecord</w:t>
       </w:r>
-      <w:proofErr w:type="spellEnd"/>
       <w:r>
         <w:rPr>
           <w:rFonts w:hint="eastAsia"/>
@@ -9259,7 +8358,6 @@
         </w:rPr>
         <w:t>作为前端框架，所以采用了传统的</w:t>
       </w:r>
-      <w:proofErr w:type="spellStart"/>
       <w:r>
         <w:rPr>
           <w:rFonts w:hint="eastAsia"/>
@@ -9273,15 +8371,7 @@
           <w:sz w:val="24"/>
           <w:szCs w:val="24"/>
         </w:rPr>
-        <w:t>aseMapper</w:t>
-      </w:r>
-      <w:proofErr w:type="spellEnd"/>
-      <w:r>
-        <w:rPr>
-          <w:sz w:val="24"/>
-          <w:szCs w:val="24"/>
-        </w:rPr>
-        <w:t>&lt;&gt;</w:t>
+        <w:t>aseMapper&lt;&gt;</w:t>
       </w:r>
       <w:r>
         <w:rPr>
@@ -9397,7 +8487,6 @@
         </w:rPr>
         <w:t>采用</w:t>
       </w:r>
-      <w:proofErr w:type="spellStart"/>
       <w:r>
         <w:rPr>
           <w:sz w:val="24"/>
@@ -9405,7 +8494,6 @@
         </w:rPr>
         <w:t>springsecurity</w:t>
       </w:r>
-      <w:proofErr w:type="spellEnd"/>
       <w:r>
         <w:rPr>
           <w:rFonts w:hint="eastAsia"/>
@@ -9414,7 +8502,6 @@
         </w:rPr>
         <w:t>技术，首先需要写一个类继承</w:t>
       </w:r>
-      <w:proofErr w:type="spellStart"/>
       <w:r>
         <w:rPr>
           <w:rFonts w:hint="eastAsia"/>
@@ -9430,7 +8517,6 @@
         </w:rPr>
         <w:t>serDetailsService</w:t>
       </w:r>
-      <w:proofErr w:type="spellEnd"/>
       <w:r>
         <w:rPr>
           <w:rFonts w:hint="eastAsia"/>
@@ -9547,7 +8633,6 @@
         </w:rPr>
         <w:t>重写其中的</w:t>
       </w:r>
-      <w:proofErr w:type="spellStart"/>
       <w:r>
         <w:rPr>
           <w:rFonts w:hint="eastAsia"/>
@@ -9563,7 +8648,6 @@
         </w:rPr>
         <w:t>oadUserByUsername</w:t>
       </w:r>
-      <w:proofErr w:type="spellEnd"/>
       <w:r>
         <w:rPr>
           <w:rFonts w:hint="eastAsia"/>
@@ -9734,7 +8818,6 @@
         </w:rPr>
         <w:t>并把密码返回给</w:t>
       </w:r>
-      <w:proofErr w:type="spellStart"/>
       <w:r>
         <w:rPr>
           <w:sz w:val="24"/>
@@ -9742,24 +8825,13 @@
         </w:rPr>
         <w:t>springsecurity</w:t>
       </w:r>
-      <w:proofErr w:type="spellEnd"/>
-      <w:proofErr w:type="gramStart"/>
-      <w:r>
-        <w:rPr>
-          <w:rFonts w:hint="eastAsia"/>
-          <w:sz w:val="24"/>
-          <w:szCs w:val="24"/>
-        </w:rPr>
-        <w:t>配置类做校验</w:t>
-      </w:r>
-      <w:proofErr w:type="gramEnd"/>
-      <w:r>
-        <w:rPr>
-          <w:rFonts w:hint="eastAsia"/>
-          <w:sz w:val="24"/>
-          <w:szCs w:val="24"/>
-        </w:rPr>
-        <w:t>。</w:t>
+      <w:r>
+        <w:rPr>
+          <w:rFonts w:hint="eastAsia"/>
+          <w:sz w:val="24"/>
+          <w:szCs w:val="24"/>
+        </w:rPr>
+        <w:t>配置类做校验。</w:t>
       </w:r>
     </w:p>
     <w:p>
@@ -9779,7 +8851,6 @@
         </w:rPr>
         <w:t>接着写一个配置类继承</w:t>
       </w:r>
-      <w:proofErr w:type="spellStart"/>
       <w:r>
         <w:rPr>
           <w:sz w:val="24"/>
@@ -9787,7 +8858,6 @@
         </w:rPr>
         <w:t>WebSecurityConfigurerAdapter</w:t>
       </w:r>
-      <w:proofErr w:type="spellEnd"/>
       <w:r>
         <w:rPr>
           <w:rFonts w:hint="eastAsia"/>
@@ -9796,7 +8866,6 @@
         </w:rPr>
         <w:t>，并将刚才写的</w:t>
       </w:r>
-      <w:proofErr w:type="spellStart"/>
       <w:r>
         <w:rPr>
           <w:rFonts w:hint="eastAsia"/>
@@ -9812,7 +8881,6 @@
         </w:rPr>
         <w:t>serDetailsService</w:t>
       </w:r>
-      <w:proofErr w:type="spellEnd"/>
       <w:r>
         <w:rPr>
           <w:rFonts w:hint="eastAsia"/>
@@ -10264,7 +9332,6 @@
         </w:rPr>
         <w:t>和</w:t>
       </w:r>
-      <w:proofErr w:type="spellStart"/>
       <w:r>
         <w:rPr>
           <w:rFonts w:hint="eastAsia"/>
@@ -10280,7 +9347,6 @@
         </w:rPr>
         <w:t>srf</w:t>
       </w:r>
-      <w:proofErr w:type="spellEnd"/>
       <w:r>
         <w:rPr>
           <w:rFonts w:hint="eastAsia"/>
@@ -10312,7 +9378,6 @@
         </w:rPr>
         <w:t>方式注销登录，并且开启</w:t>
       </w:r>
-      <w:proofErr w:type="spellStart"/>
       <w:r>
         <w:rPr>
           <w:rFonts w:hint="eastAsia"/>
@@ -10328,7 +9393,6 @@
         </w:rPr>
         <w:t>srf</w:t>
       </w:r>
-      <w:proofErr w:type="spellEnd"/>
       <w:r>
         <w:rPr>
           <w:rFonts w:hint="eastAsia"/>
@@ -10337,7 +9401,6 @@
         </w:rPr>
         <w:t>后每次请求都需要带上</w:t>
       </w:r>
-      <w:proofErr w:type="spellStart"/>
       <w:r>
         <w:rPr>
           <w:rFonts w:hint="eastAsia"/>
@@ -10353,7 +9416,6 @@
         </w:rPr>
         <w:t>srf_token</w:t>
       </w:r>
-      <w:proofErr w:type="spellEnd"/>
       <w:r>
         <w:rPr>
           <w:rFonts w:hint="eastAsia"/>
@@ -10544,7 +9606,6 @@
         </w:rPr>
         <w:t>至此，所有与</w:t>
       </w:r>
-      <w:proofErr w:type="spellStart"/>
       <w:r>
         <w:rPr>
           <w:rFonts w:hint="eastAsia"/>
@@ -10560,7 +9621,6 @@
         </w:rPr>
         <w:t>pringsecurity</w:t>
       </w:r>
-      <w:proofErr w:type="spellEnd"/>
       <w:r>
         <w:rPr>
           <w:rFonts w:hint="eastAsia"/>
@@ -10677,7 +9737,6 @@
         </w:rPr>
         <w:t>层还需要对用户的身份做进一步的认证。再次之前需要写一个</w:t>
       </w:r>
-      <w:proofErr w:type="spellStart"/>
       <w:r>
         <w:rPr>
           <w:rFonts w:hint="eastAsia"/>
@@ -10693,7 +9752,6 @@
         </w:rPr>
         <w:t>ecurityUtil</w:t>
       </w:r>
-      <w:proofErr w:type="spellEnd"/>
       <w:r>
         <w:rPr>
           <w:rFonts w:hint="eastAsia"/>
@@ -10776,25 +9834,7 @@
           <w:sz w:val="24"/>
           <w:szCs w:val="24"/>
         </w:rPr>
-        <w:t>，</w:t>
-      </w:r>
-      <w:proofErr w:type="gramStart"/>
-      <w:r>
-        <w:rPr>
-          <w:rFonts w:hint="eastAsia"/>
-          <w:sz w:val="24"/>
-          <w:szCs w:val="24"/>
-        </w:rPr>
-        <w:t>此处举</w:t>
-      </w:r>
-      <w:proofErr w:type="gramEnd"/>
-      <w:r>
-        <w:rPr>
-          <w:rFonts w:hint="eastAsia"/>
-          <w:sz w:val="24"/>
-          <w:szCs w:val="24"/>
-        </w:rPr>
-        <w:t>一个获取用户文章的例子</w:t>
+        <w:t>，此处举一个获取用户文章的例子</w:t>
       </w:r>
       <w:r>
         <w:rPr>
@@ -10937,33 +9977,15 @@
           <w:sz w:val="24"/>
           <w:szCs w:val="24"/>
         </w:rPr>
-        <w:t>等工具恶意提交的，所以此处写了另一个</w:t>
-      </w:r>
-      <w:proofErr w:type="gramStart"/>
-      <w:r>
-        <w:rPr>
-          <w:rFonts w:hint="eastAsia"/>
-          <w:sz w:val="24"/>
-          <w:szCs w:val="24"/>
-        </w:rPr>
-        <w:t>工具类做</w:t>
-      </w:r>
-      <w:r>
-        <w:rPr>
-          <w:rFonts w:hint="eastAsia"/>
-          <w:sz w:val="24"/>
-          <w:szCs w:val="24"/>
-        </w:rPr>
-        <w:t>参数</w:t>
-      </w:r>
-      <w:proofErr w:type="gramEnd"/>
-      <w:r>
-        <w:rPr>
-          <w:rFonts w:hint="eastAsia"/>
-          <w:sz w:val="24"/>
-          <w:szCs w:val="24"/>
-        </w:rPr>
-        <w:t>合法性</w:t>
+        <w:t>等工具恶意提交的，所以此处写了另一个工具类做</w:t>
+      </w:r>
+      <w:r>
+        <w:rPr>
+          <w:rFonts w:hint="eastAsia"/>
+          <w:sz w:val="24"/>
+          <w:szCs w:val="24"/>
+        </w:rPr>
+        <w:t>参数合法性</w:t>
       </w:r>
       <w:r>
         <w:rPr>
@@ -11236,45 +10258,8 @@
           <w:sz w:val="24"/>
           <w:szCs w:val="24"/>
         </w:rPr>
-        <w:t>该工具</w:t>
-      </w:r>
-      <w:proofErr w:type="gramStart"/>
-      <w:r>
-        <w:rPr>
-          <w:rFonts w:hint="eastAsia"/>
-          <w:sz w:val="24"/>
-          <w:szCs w:val="24"/>
-        </w:rPr>
-        <w:t>类实现</w:t>
-      </w:r>
-      <w:proofErr w:type="gramEnd"/>
-      <w:r>
-        <w:rPr>
-          <w:rFonts w:hint="eastAsia"/>
-          <w:sz w:val="24"/>
-          <w:szCs w:val="24"/>
-        </w:rPr>
-        <w:t>了图片上传的保存功能，主要提供</w:t>
-      </w:r>
-      <w:proofErr w:type="gramStart"/>
-      <w:r>
-        <w:rPr>
-          <w:rFonts w:hint="eastAsia"/>
-          <w:sz w:val="24"/>
-          <w:szCs w:val="24"/>
-        </w:rPr>
-        <w:t>给博客图片</w:t>
-      </w:r>
-      <w:proofErr w:type="gramEnd"/>
-      <w:r>
-        <w:rPr>
-          <w:rFonts w:hint="eastAsia"/>
-          <w:sz w:val="24"/>
-          <w:szCs w:val="24"/>
-        </w:rPr>
-        <w:t>的保存使用，</w:t>
-      </w:r>
-      <w:proofErr w:type="spellStart"/>
+        <w:t>该工具类实现了图片上传的保存功能，主要提供给博客图片的保存使用，</w:t>
+      </w:r>
       <w:r>
         <w:rPr>
           <w:sz w:val="24"/>
@@ -11282,7 +10267,6 @@
         </w:rPr>
         <w:t>saveToDisk</w:t>
       </w:r>
-      <w:proofErr w:type="spellEnd"/>
       <w:r>
         <w:rPr>
           <w:rFonts w:hint="eastAsia"/>
@@ -11291,7 +10275,6 @@
         </w:rPr>
         <w:t>方法接受一个</w:t>
       </w:r>
-      <w:proofErr w:type="spellStart"/>
       <w:r>
         <w:rPr>
           <w:rFonts w:hint="eastAsia"/>
@@ -11307,7 +10290,6 @@
         </w:rPr>
         <w:t>ultiPart</w:t>
       </w:r>
-      <w:proofErr w:type="spellEnd"/>
       <w:r>
         <w:rPr>
           <w:rFonts w:hint="eastAsia"/>
@@ -11372,7 +10354,6 @@
           <w:szCs w:val="24"/>
         </w:rPr>
       </w:pPr>
-      <w:proofErr w:type="spellStart"/>
       <w:r>
         <w:rPr>
           <w:sz w:val="24"/>
@@ -11380,7 +10361,6 @@
         </w:rPr>
         <w:t>saveImage</w:t>
       </w:r>
-      <w:proofErr w:type="spellEnd"/>
       <w:r>
         <w:rPr>
           <w:rFonts w:hint="eastAsia"/>
@@ -11389,7 +10369,6 @@
         </w:rPr>
         <w:t>方法调用</w:t>
       </w:r>
-      <w:proofErr w:type="spellStart"/>
       <w:r>
         <w:rPr>
           <w:rFonts w:hint="eastAsia"/>
@@ -11405,7 +10384,6 @@
         </w:rPr>
         <w:t>aveToDisk</w:t>
       </w:r>
-      <w:proofErr w:type="spellEnd"/>
       <w:r>
         <w:rPr>
           <w:rFonts w:hint="eastAsia"/>
@@ -11498,7 +10476,6 @@
         </w:rPr>
         <w:t>的图片类型，保证安全性，防止用户上传</w:t>
       </w:r>
-      <w:proofErr w:type="spellStart"/>
       <w:r>
         <w:rPr>
           <w:rFonts w:hint="eastAsia"/>
@@ -11514,7 +10491,6 @@
         </w:rPr>
         <w:t>ebshell</w:t>
       </w:r>
-      <w:proofErr w:type="spellEnd"/>
       <w:r>
         <w:rPr>
           <w:rFonts w:hint="eastAsia"/>
@@ -11541,7 +10517,6 @@
         </w:rPr>
         <w:t>而</w:t>
       </w:r>
-      <w:proofErr w:type="spellStart"/>
       <w:r>
         <w:rPr>
           <w:sz w:val="24"/>
@@ -11549,7 +10524,6 @@
         </w:rPr>
         <w:t>setUploadPath</w:t>
       </w:r>
-      <w:proofErr w:type="spellEnd"/>
       <w:r>
         <w:rPr>
           <w:rFonts w:hint="eastAsia"/>
@@ -11769,25 +10743,7 @@
           <w:sz w:val="24"/>
           <w:szCs w:val="24"/>
         </w:rPr>
-        <w:t>上</w:t>
-      </w:r>
-      <w:proofErr w:type="gramStart"/>
-      <w:r>
-        <w:rPr>
-          <w:rFonts w:hint="eastAsia"/>
-          <w:sz w:val="24"/>
-          <w:szCs w:val="24"/>
-        </w:rPr>
-        <w:t>传成功</w:t>
-      </w:r>
-      <w:proofErr w:type="gramEnd"/>
-      <w:r>
-        <w:rPr>
-          <w:rFonts w:hint="eastAsia"/>
-          <w:sz w:val="24"/>
-          <w:szCs w:val="24"/>
-        </w:rPr>
-        <w:t>与否的信息会返回给前端</w:t>
+        <w:t>上传成功与否的信息会返回给前端</w:t>
       </w:r>
       <w:r>
         <w:rPr>
@@ -12136,7 +11092,6 @@
         </w:rPr>
         <w:t>需要先运行</w:t>
       </w:r>
-      <w:proofErr w:type="spellStart"/>
       <w:r>
         <w:rPr>
           <w:rFonts w:hint="eastAsia"/>
@@ -12145,7 +11100,6 @@
         </w:rPr>
         <w:t>sql</w:t>
       </w:r>
-      <w:proofErr w:type="spellEnd"/>
       <w:r>
         <w:rPr>
           <w:rFonts w:hint="eastAsia"/>
@@ -12154,7 +11108,6 @@
         </w:rPr>
         <w:t>文件夹内的</w:t>
       </w:r>
-      <w:proofErr w:type="spellStart"/>
       <w:r>
         <w:rPr>
           <w:rFonts w:hint="eastAsia"/>
@@ -12163,7 +11116,6 @@
         </w:rPr>
         <w:t>sql</w:t>
       </w:r>
-      <w:proofErr w:type="spellEnd"/>
       <w:r>
         <w:rPr>
           <w:rFonts w:hint="eastAsia"/>
@@ -12172,7 +11124,6 @@
         </w:rPr>
         <w:t>保证数据库内有数据，然后需要修改</w:t>
       </w:r>
-      <w:proofErr w:type="spellStart"/>
       <w:r>
         <w:rPr>
           <w:rFonts w:hint="eastAsia"/>
@@ -12181,7 +11132,6 @@
         </w:rPr>
         <w:t>application.yml</w:t>
       </w:r>
-      <w:proofErr w:type="spellEnd"/>
       <w:r>
         <w:rPr>
           <w:rFonts w:hint="eastAsia"/>
@@ -12285,7 +11235,6 @@
         </w:rPr>
         <w:t>和一个超级管理员</w:t>
       </w:r>
-      <w:proofErr w:type="spellStart"/>
       <w:r>
         <w:rPr>
           <w:rFonts w:hint="eastAsia"/>
@@ -12301,7 +11250,6 @@
         </w:rPr>
         <w:t>uperadmin</w:t>
       </w:r>
-      <w:proofErr w:type="spellEnd"/>
       <w:r>
         <w:rPr>
           <w:rFonts w:hint="eastAsia"/>
@@ -12337,7 +11285,7 @@
 </file>
 
 <file path=word/endnotes.xml><?xml version="1.0" encoding="utf-8"?>
-<w:endnotes xmlns:wpc="http://schemas.microsoft.com/office/word/2010/wordprocessingCanvas" xmlns:cx="http://schemas.microsoft.com/office/drawing/2014/chartex" xmlns:cx1="http://schemas.microsoft.com/office/drawing/2015/9/8/chartex" xmlns:cx2="http://schemas.microsoft.com/office/drawing/2015/10/21/chartex" xmlns:cx3="http://schemas.microsoft.com/office/drawing/2016/5/9/chartex" xmlns:cx4="http://schemas.microsoft.com/office/drawing/2016/5/10/chartex" xmlns:cx5="http://schemas.microsoft.com/office/drawing/2016/5/11/chartex" xmlns:cx6="http://schemas.microsoft.com/office/drawing/2016/5/12/chartex" xmlns:cx7="http://schemas.microsoft.com/office/drawing/2016/5/13/chartex" xmlns:cx8="http://schemas.microsoft.com/office/drawing/2016/5/14/chartex" xmlns:mc="http://schemas.openxmlformats.org/markup-compatibility/2006" xmlns:aink="http://schemas.microsoft.com/office/drawing/2016/ink" xmlns:am3d="http://schemas.microsoft.com/office/drawing/2017/model3d" xmlns:o="urn:schemas-microsoft-com:office:office" xmlns:r="http://schemas.openxmlformats.org/officeDocument/2006/relationships" xmlns:m="http://schemas.openxmlformats.org/officeDocument/2006/math" xmlns:v="urn:schemas-microsoft-com:vml" xmlns:wp14="http://schemas.microsoft.com/office/word/2010/wordprocessingDrawing" xmlns:wp="http://schemas.openxmlformats.org/drawingml/2006/wordprocessingDrawing" xmlns:w10="urn:schemas-microsoft-com:office:word" xmlns:w="http://schemas.openxmlformats.org/wordprocessingml/2006/main" xmlns:w14="http://schemas.microsoft.com/office/word/2010/wordml" xmlns:w15="http://schemas.microsoft.com/office/word/2012/wordml" xmlns:w16cex="http://schemas.microsoft.com/office/word/2018/wordml/cex" xmlns:w16cid="http://schemas.microsoft.com/office/word/2016/wordml/cid" xmlns:w16="http://schemas.microsoft.com/office/word/2018/wordml" xmlns:w16sdtdh="http://schemas.microsoft.com/office/word/2020/wordml/sdtdatahash" xmlns:w16se="http://schemas.microsoft.com/office/word/2015/wordml/symex" xmlns:wpg="http://schemas.microsoft.com/office/word/2010/wordprocessingGroup" xmlns:wpi="http://schemas.microsoft.com/office/word/2010/wordprocessingInk" xmlns:wne="http://schemas.microsoft.com/office/word/2006/wordml" xmlns:wps="http://schemas.microsoft.com/office/word/2010/wordprocessingShape" mc:Ignorable="w14 w15 w16se w16cid w16 w16cex w16sdtdh wp14">
+<w:endnotes xmlns:wpc="http://schemas.microsoft.com/office/word/2010/wordprocessingCanvas" xmlns:cx="http://schemas.microsoft.com/office/drawing/2014/chartex" xmlns:cx1="http://schemas.microsoft.com/office/drawing/2015/9/8/chartex" xmlns:cx2="http://schemas.microsoft.com/office/drawing/2015/10/21/chartex" xmlns:cx3="http://schemas.microsoft.com/office/drawing/2016/5/9/chartex" xmlns:cx4="http://schemas.microsoft.com/office/drawing/2016/5/10/chartex" xmlns:cx5="http://schemas.microsoft.com/office/drawing/2016/5/11/chartex" xmlns:cx6="http://schemas.microsoft.com/office/drawing/2016/5/12/chartex" xmlns:cx7="http://schemas.microsoft.com/office/drawing/2016/5/13/chartex" xmlns:cx8="http://schemas.microsoft.com/office/drawing/2016/5/14/chartex" xmlns:mc="http://schemas.openxmlformats.org/markup-compatibility/2006" xmlns:aink="http://schemas.microsoft.com/office/drawing/2016/ink" xmlns:am3d="http://schemas.microsoft.com/office/drawing/2017/model3d" xmlns:o="urn:schemas-microsoft-com:office:office" xmlns:oel="http://schemas.microsoft.com/office/2019/extlst" xmlns:r="http://schemas.openxmlformats.org/officeDocument/2006/relationships" xmlns:m="http://schemas.openxmlformats.org/officeDocument/2006/math" xmlns:v="urn:schemas-microsoft-com:vml" xmlns:wp14="http://schemas.microsoft.com/office/word/2010/wordprocessingDrawing" xmlns:wp="http://schemas.openxmlformats.org/drawingml/2006/wordprocessingDrawing" xmlns:w10="urn:schemas-microsoft-com:office:word" xmlns:w="http://schemas.openxmlformats.org/wordprocessingml/2006/main" xmlns:w14="http://schemas.microsoft.com/office/word/2010/wordml" xmlns:w15="http://schemas.microsoft.com/office/word/2012/wordml" xmlns:w16cex="http://schemas.microsoft.com/office/word/2018/wordml/cex" xmlns:w16cid="http://schemas.microsoft.com/office/word/2016/wordml/cid" xmlns:w16="http://schemas.microsoft.com/office/word/2018/wordml" xmlns:w16sdtdh="http://schemas.microsoft.com/office/word/2020/wordml/sdtdatahash" xmlns:w16se="http://schemas.microsoft.com/office/word/2015/wordml/symex" xmlns:wpg="http://schemas.microsoft.com/office/word/2010/wordprocessingGroup" xmlns:wpi="http://schemas.microsoft.com/office/word/2010/wordprocessingInk" xmlns:wne="http://schemas.microsoft.com/office/word/2006/wordml" xmlns:wps="http://schemas.microsoft.com/office/word/2010/wordprocessingShape" mc:Ignorable="w14 w15 w16se w16cid w16 w16cex w16sdtdh wp14">
   <w:endnote w:type="separator" w:id="-1">
     <w:p>
       <w:r>
@@ -12356,7 +11304,7 @@
 </file>
 
 <file path=word/footnotes.xml><?xml version="1.0" encoding="utf-8"?>
-<w:footnotes xmlns:wpc="http://schemas.microsoft.com/office/word/2010/wordprocessingCanvas" xmlns:cx="http://schemas.microsoft.com/office/drawing/2014/chartex" xmlns:cx1="http://schemas.microsoft.com/office/drawing/2015/9/8/chartex" xmlns:cx2="http://schemas.microsoft.com/office/drawing/2015/10/21/chartex" xmlns:cx3="http://schemas.microsoft.com/office/drawing/2016/5/9/chartex" xmlns:cx4="http://schemas.microsoft.com/office/drawing/2016/5/10/chartex" xmlns:cx5="http://schemas.microsoft.com/office/drawing/2016/5/11/chartex" xmlns:cx6="http://schemas.microsoft.com/office/drawing/2016/5/12/chartex" xmlns:cx7="http://schemas.microsoft.com/office/drawing/2016/5/13/chartex" xmlns:cx8="http://schemas.microsoft.com/office/drawing/2016/5/14/chartex" xmlns:mc="http://schemas.openxmlformats.org/markup-compatibility/2006" xmlns:aink="http://schemas.microsoft.com/office/drawing/2016/ink" xmlns:am3d="http://schemas.microsoft.com/office/drawing/2017/model3d" xmlns:o="urn:schemas-microsoft-com:office:office" xmlns:r="http://schemas.openxmlformats.org/officeDocument/2006/relationships" xmlns:m="http://schemas.openxmlformats.org/officeDocument/2006/math" xmlns:v="urn:schemas-microsoft-com:vml" xmlns:wp14="http://schemas.microsoft.com/office/word/2010/wordprocessingDrawing" xmlns:wp="http://schemas.openxmlformats.org/drawingml/2006/wordprocessingDrawing" xmlns:w10="urn:schemas-microsoft-com:office:word" xmlns:w="http://schemas.openxmlformats.org/wordprocessingml/2006/main" xmlns:w14="http://schemas.microsoft.com/office/word/2010/wordml" xmlns:w15="http://schemas.microsoft.com/office/word/2012/wordml" xmlns:w16cex="http://schemas.microsoft.com/office/word/2018/wordml/cex" xmlns:w16cid="http://schemas.microsoft.com/office/word/2016/wordml/cid" xmlns:w16="http://schemas.microsoft.com/office/word/2018/wordml" xmlns:w16sdtdh="http://schemas.microsoft.com/office/word/2020/wordml/sdtdatahash" xmlns:w16se="http://schemas.microsoft.com/office/word/2015/wordml/symex" xmlns:wpg="http://schemas.microsoft.com/office/word/2010/wordprocessingGroup" xmlns:wpi="http://schemas.microsoft.com/office/word/2010/wordprocessingInk" xmlns:wne="http://schemas.microsoft.com/office/word/2006/wordml" xmlns:wps="http://schemas.microsoft.com/office/word/2010/wordprocessingShape" mc:Ignorable="w14 w15 w16se w16cid w16 w16cex w16sdtdh wp14">
+<w:footnotes xmlns:wpc="http://schemas.microsoft.com/office/word/2010/wordprocessingCanvas" xmlns:cx="http://schemas.microsoft.com/office/drawing/2014/chartex" xmlns:cx1="http://schemas.microsoft.com/office/drawing/2015/9/8/chartex" xmlns:cx2="http://schemas.microsoft.com/office/drawing/2015/10/21/chartex" xmlns:cx3="http://schemas.microsoft.com/office/drawing/2016/5/9/chartex" xmlns:cx4="http://schemas.microsoft.com/office/drawing/2016/5/10/chartex" xmlns:cx5="http://schemas.microsoft.com/office/drawing/2016/5/11/chartex" xmlns:cx6="http://schemas.microsoft.com/office/drawing/2016/5/12/chartex" xmlns:cx7="http://schemas.microsoft.com/office/drawing/2016/5/13/chartex" xmlns:cx8="http://schemas.microsoft.com/office/drawing/2016/5/14/chartex" xmlns:mc="http://schemas.openxmlformats.org/markup-compatibility/2006" xmlns:aink="http://schemas.microsoft.com/office/drawing/2016/ink" xmlns:am3d="http://schemas.microsoft.com/office/drawing/2017/model3d" xmlns:o="urn:schemas-microsoft-com:office:office" xmlns:oel="http://schemas.microsoft.com/office/2019/extlst" xmlns:r="http://schemas.openxmlformats.org/officeDocument/2006/relationships" xmlns:m="http://schemas.openxmlformats.org/officeDocument/2006/math" xmlns:v="urn:schemas-microsoft-com:vml" xmlns:wp14="http://schemas.microsoft.com/office/word/2010/wordprocessingDrawing" xmlns:wp="http://schemas.openxmlformats.org/drawingml/2006/wordprocessingDrawing" xmlns:w10="urn:schemas-microsoft-com:office:word" xmlns:w="http://schemas.openxmlformats.org/wordprocessingml/2006/main" xmlns:w14="http://schemas.microsoft.com/office/word/2010/wordml" xmlns:w15="http://schemas.microsoft.com/office/word/2012/wordml" xmlns:w16cex="http://schemas.microsoft.com/office/word/2018/wordml/cex" xmlns:w16cid="http://schemas.microsoft.com/office/word/2016/wordml/cid" xmlns:w16="http://schemas.microsoft.com/office/word/2018/wordml" xmlns:w16sdtdh="http://schemas.microsoft.com/office/word/2020/wordml/sdtdatahash" xmlns:w16se="http://schemas.microsoft.com/office/word/2015/wordml/symex" xmlns:wpg="http://schemas.microsoft.com/office/word/2010/wordprocessingGroup" xmlns:wpi="http://schemas.microsoft.com/office/word/2010/wordprocessingInk" xmlns:wne="http://schemas.microsoft.com/office/word/2006/wordml" xmlns:wps="http://schemas.microsoft.com/office/word/2010/wordprocessingShape" mc:Ignorable="w14 w15 w16se w16cid w16 w16cex w16sdtdh wp14">
   <w:footnote w:type="separator" w:id="-1">
     <w:p>
       <w:r>
@@ -12375,7 +11323,7 @@
 </file>
 
 <file path=word/numbering.xml><?xml version="1.0" encoding="utf-8"?>
-<w:numbering xmlns:wpc="http://schemas.microsoft.com/office/word/2010/wordprocessingCanvas" xmlns:cx="http://schemas.microsoft.com/office/drawing/2014/chartex" xmlns:cx1="http://schemas.microsoft.com/office/drawing/2015/9/8/chartex" xmlns:cx2="http://schemas.microsoft.com/office/drawing/2015/10/21/chartex" xmlns:cx3="http://schemas.microsoft.com/office/drawing/2016/5/9/chartex" xmlns:cx4="http://schemas.microsoft.com/office/drawing/2016/5/10/chartex" xmlns:cx5="http://schemas.microsoft.com/office/drawing/2016/5/11/chartex" xmlns:cx6="http://schemas.microsoft.com/office/drawing/2016/5/12/chartex" xmlns:cx7="http://schemas.microsoft.com/office/drawing/2016/5/13/chartex" xmlns:cx8="http://schemas.microsoft.com/office/drawing/2016/5/14/chartex" xmlns:mc="http://schemas.openxmlformats.org/markup-compatibility/2006" xmlns:aink="http://schemas.microsoft.com/office/drawing/2016/ink" xmlns:am3d="http://schemas.microsoft.com/office/drawing/2017/model3d" xmlns:o="urn:schemas-microsoft-com:office:office" xmlns:r="http://schemas.openxmlformats.org/officeDocument/2006/relationships" xmlns:m="http://schemas.openxmlformats.org/officeDocument/2006/math" xmlns:v="urn:schemas-microsoft-com:vml" xmlns:wp14="http://schemas.microsoft.com/office/word/2010/wordprocessingDrawing" xmlns:wp="http://schemas.openxmlformats.org/drawingml/2006/wordprocessingDrawing" xmlns:w10="urn:schemas-microsoft-com:office:word" xmlns:w="http://schemas.openxmlformats.org/wordprocessingml/2006/main" xmlns:w14="http://schemas.microsoft.com/office/word/2010/wordml" xmlns:w15="http://schemas.microsoft.com/office/word/2012/wordml" xmlns:w16cex="http://schemas.microsoft.com/office/word/2018/wordml/cex" xmlns:w16cid="http://schemas.microsoft.com/office/word/2016/wordml/cid" xmlns:w16="http://schemas.microsoft.com/office/word/2018/wordml" xmlns:w16sdtdh="http://schemas.microsoft.com/office/word/2020/wordml/sdtdatahash" xmlns:w16se="http://schemas.microsoft.com/office/word/2015/wordml/symex" xmlns:wpg="http://schemas.microsoft.com/office/word/2010/wordprocessingGroup" xmlns:wpi="http://schemas.microsoft.com/office/word/2010/wordprocessingInk" xmlns:wne="http://schemas.microsoft.com/office/word/2006/wordml" xmlns:wps="http://schemas.microsoft.com/office/word/2010/wordprocessingShape" mc:Ignorable="w14 w15 w16se w16cid w16 w16cex w16sdtdh wp14">
+<w:numbering xmlns:wpc="http://schemas.microsoft.com/office/word/2010/wordprocessingCanvas" xmlns:cx="http://schemas.microsoft.com/office/drawing/2014/chartex" xmlns:cx1="http://schemas.microsoft.com/office/drawing/2015/9/8/chartex" xmlns:cx2="http://schemas.microsoft.com/office/drawing/2015/10/21/chartex" xmlns:cx3="http://schemas.microsoft.com/office/drawing/2016/5/9/chartex" xmlns:cx4="http://schemas.microsoft.com/office/drawing/2016/5/10/chartex" xmlns:cx5="http://schemas.microsoft.com/office/drawing/2016/5/11/chartex" xmlns:cx6="http://schemas.microsoft.com/office/drawing/2016/5/12/chartex" xmlns:cx7="http://schemas.microsoft.com/office/drawing/2016/5/13/chartex" xmlns:cx8="http://schemas.microsoft.com/office/drawing/2016/5/14/chartex" xmlns:mc="http://schemas.openxmlformats.org/markup-compatibility/2006" xmlns:aink="http://schemas.microsoft.com/office/drawing/2016/ink" xmlns:am3d="http://schemas.microsoft.com/office/drawing/2017/model3d" xmlns:o="urn:schemas-microsoft-com:office:office" xmlns:oel="http://schemas.microsoft.com/office/2019/extlst" xmlns:r="http://schemas.openxmlformats.org/officeDocument/2006/relationships" xmlns:m="http://schemas.openxmlformats.org/officeDocument/2006/math" xmlns:v="urn:schemas-microsoft-com:vml" xmlns:wp14="http://schemas.microsoft.com/office/word/2010/wordprocessingDrawing" xmlns:wp="http://schemas.openxmlformats.org/drawingml/2006/wordprocessingDrawing" xmlns:w10="urn:schemas-microsoft-com:office:word" xmlns:w="http://schemas.openxmlformats.org/wordprocessingml/2006/main" xmlns:w14="http://schemas.microsoft.com/office/word/2010/wordml" xmlns:w15="http://schemas.microsoft.com/office/word/2012/wordml" xmlns:w16cex="http://schemas.microsoft.com/office/word/2018/wordml/cex" xmlns:w16cid="http://schemas.microsoft.com/office/word/2016/wordml/cid" xmlns:w16="http://schemas.microsoft.com/office/word/2018/wordml" xmlns:w16sdtdh="http://schemas.microsoft.com/office/word/2020/wordml/sdtdatahash" xmlns:w16se="http://schemas.microsoft.com/office/word/2015/wordml/symex" xmlns:wpg="http://schemas.microsoft.com/office/word/2010/wordprocessingGroup" xmlns:wpi="http://schemas.microsoft.com/office/word/2010/wordprocessingInk" xmlns:wne="http://schemas.microsoft.com/office/word/2006/wordml" xmlns:wps="http://schemas.microsoft.com/office/word/2010/wordprocessingShape" mc:Ignorable="w14 w15 w16se w16cid w16 w16cex w16sdtdh wp14">
   <w:abstractNum w:abstractNumId="0" w15:restartNumberingAfterBreak="0">
     <w:nsid w:val="370A4910"/>
     <w:multiLevelType w:val="hybridMultilevel"/>
@@ -12733,13 +11681,13 @@
       </w:pPr>
     </w:lvl>
   </w:abstractNum>
-  <w:num w:numId="1">
+  <w:num w:numId="1" w16cid:durableId="318466416">
     <w:abstractNumId w:val="1"/>
   </w:num>
-  <w:num w:numId="2">
+  <w:num w:numId="2" w16cid:durableId="231234206">
     <w:abstractNumId w:val="2"/>
   </w:num>
-  <w:num w:numId="3">
+  <w:num w:numId="3" w16cid:durableId="986978034">
     <w:abstractNumId w:val="2"/>
     <w:lvlOverride w:ilvl="0">
       <w:startOverride w:val="1"/>
@@ -12769,10 +11717,10 @@
       <w:startOverride w:val="1"/>
     </w:lvlOverride>
   </w:num>
-  <w:num w:numId="4">
+  <w:num w:numId="4" w16cid:durableId="1420524046">
     <w:abstractNumId w:val="0"/>
   </w:num>
-  <w:num w:numId="5">
+  <w:num w:numId="5" w16cid:durableId="1638877433">
     <w:abstractNumId w:val="3"/>
   </w:num>
 </w:numbering>
